--- a/docs/SSU/Bezbedna_obrada_scan_zahteva_prijava_odjava.docx
+++ b/docs/SSU/Bezbedna_obrada_scan_zahteva_prijava_odjava.docx
@@ -7,13 +7,63 @@
         <w:spacing w:after="40" w:line="252" w:lineRule="auto"/>
         <w:jc w:val="center"/>
       </w:pPr>
+      <w:proofErr w:type="spellStart"/>
       <w:r>
         <w:rPr>
           <w:sz w:val="24"/>
           <w:szCs w:val="24"/>
         </w:rPr>
-        <w:t>Elektrotehnički fakultet Univerziteta u Beogradu</w:t>
-      </w:r>
+        <w:t>Elektrotehnički</w:t>
+      </w:r>
+      <w:proofErr w:type="spellEnd"/>
+      <w:r>
+        <w:rPr>
+          <w:sz w:val="24"/>
+          <w:szCs w:val="24"/>
+        </w:rPr>
+        <w:t xml:space="preserve"> </w:t>
+      </w:r>
+      <w:proofErr w:type="spellStart"/>
+      <w:r>
+        <w:rPr>
+          <w:sz w:val="24"/>
+          <w:szCs w:val="24"/>
+        </w:rPr>
+        <w:t>fakultet</w:t>
+      </w:r>
+      <w:proofErr w:type="spellEnd"/>
+      <w:r>
+        <w:rPr>
+          <w:sz w:val="24"/>
+          <w:szCs w:val="24"/>
+        </w:rPr>
+        <w:t xml:space="preserve"> </w:t>
+      </w:r>
+      <w:proofErr w:type="spellStart"/>
+      <w:r>
+        <w:rPr>
+          <w:sz w:val="24"/>
+          <w:szCs w:val="24"/>
+        </w:rPr>
+        <w:t>Univerziteta</w:t>
+      </w:r>
+      <w:proofErr w:type="spellEnd"/>
+      <w:r>
+        <w:rPr>
+          <w:sz w:val="24"/>
+          <w:szCs w:val="24"/>
+        </w:rPr>
+        <w:t xml:space="preserve"> u </w:t>
+      </w:r>
+      <w:proofErr w:type="spellStart"/>
+      <w:r>
+        <w:rPr>
+          <w:sz w:val="24"/>
+          <w:szCs w:val="24"/>
+        </w:rPr>
+        <w:t>Beogradu</w:t>
+      </w:r>
+      <w:proofErr w:type="spellEnd"/>
     </w:p>
     <w:p>
       <w:pPr>
@@ -25,8 +75,33 @@
           <w:sz w:val="24"/>
           <w:szCs w:val="24"/>
         </w:rPr>
-        <w:t>13S113PSI - Principi Softverskog inženjerstva</w:t>
-      </w:r>
+        <w:t xml:space="preserve">13S113PSI - Principi </w:t>
+      </w:r>
+      <w:proofErr w:type="spellStart"/>
+      <w:r>
+        <w:rPr>
+          <w:sz w:val="24"/>
+          <w:szCs w:val="24"/>
+        </w:rPr>
+        <w:t>Softverskog</w:t>
+      </w:r>
+      <w:proofErr w:type="spellEnd"/>
+      <w:r>
+        <w:rPr>
+          <w:sz w:val="24"/>
+          <w:szCs w:val="24"/>
+        </w:rPr>
+        <w:t xml:space="preserve"> </w:t>
+      </w:r>
+      <w:proofErr w:type="spellStart"/>
+      <w:r>
+        <w:rPr>
+          <w:sz w:val="24"/>
+          <w:szCs w:val="24"/>
+        </w:rPr>
+        <w:t>inženjerstva</w:t>
+      </w:r>
+      <w:proofErr w:type="spellEnd"/>
     </w:p>
     <w:p>
       <w:pPr>
@@ -43,6 +118,7 @@
         <w:spacing w:after="40" w:line="252" w:lineRule="auto"/>
         <w:jc w:val="center"/>
       </w:pPr>
+      <w:proofErr w:type="spellStart"/>
       <w:r>
         <w:rPr>
           <w:b/>
@@ -50,8 +126,29 @@
           <w:sz w:val="30"/>
           <w:szCs w:val="30"/>
         </w:rPr>
-        <w:t>Projekat ScanFlow</w:t>
-      </w:r>
+        <w:t>Projekat</w:t>
+      </w:r>
+      <w:proofErr w:type="spellEnd"/>
+      <w:r>
+        <w:rPr>
+          <w:b/>
+          <w:bCs/>
+          <w:sz w:val="30"/>
+          <w:szCs w:val="30"/>
+        </w:rPr>
+        <w:t xml:space="preserve"> </w:t>
+      </w:r>
+      <w:proofErr w:type="spellStart"/>
+      <w:r>
+        <w:rPr>
+          <w:b/>
+          <w:bCs/>
+          <w:sz w:val="30"/>
+          <w:szCs w:val="30"/>
+        </w:rPr>
+        <w:t>ScanFlow</w:t>
+      </w:r>
+      <w:proofErr w:type="spellEnd"/>
     </w:p>
     <w:p>
       <w:pPr>
@@ -68,6 +165,7 @@
         <w:spacing w:after="40" w:line="252" w:lineRule="auto"/>
         <w:jc w:val="center"/>
       </w:pPr>
+      <w:proofErr w:type="spellStart"/>
       <w:r>
         <w:rPr>
           <w:b/>
@@ -75,14 +173,76 @@
           <w:sz w:val="28"/>
           <w:szCs w:val="28"/>
         </w:rPr>
-        <w:t>Specifikacija scenarija upotrebe funkcionalnosti</w:t>
-      </w:r>
+        <w:t>Specifikacija</w:t>
+      </w:r>
+      <w:proofErr w:type="spellEnd"/>
+      <w:r>
+        <w:rPr>
+          <w:b/>
+          <w:bCs/>
+          <w:sz w:val="28"/>
+          <w:szCs w:val="28"/>
+        </w:rPr>
+        <w:t xml:space="preserve"> </w:t>
+      </w:r>
+      <w:proofErr w:type="spellStart"/>
+      <w:r>
+        <w:rPr>
+          <w:b/>
+          <w:bCs/>
+          <w:sz w:val="28"/>
+          <w:szCs w:val="28"/>
+        </w:rPr>
+        <w:t>scenarija</w:t>
+      </w:r>
+      <w:proofErr w:type="spellEnd"/>
+      <w:r>
+        <w:rPr>
+          <w:b/>
+          <w:bCs/>
+          <w:sz w:val="28"/>
+          <w:szCs w:val="28"/>
+        </w:rPr>
+        <w:t xml:space="preserve"> </w:t>
+      </w:r>
+      <w:proofErr w:type="spellStart"/>
+      <w:r>
+        <w:rPr>
+          <w:b/>
+          <w:bCs/>
+          <w:sz w:val="28"/>
+          <w:szCs w:val="28"/>
+        </w:rPr>
+        <w:t>upotrebe</w:t>
+      </w:r>
+      <w:proofErr w:type="spellEnd"/>
+      <w:r>
+        <w:rPr>
+          <w:b/>
+          <w:bCs/>
+          <w:sz w:val="28"/>
+          <w:szCs w:val="28"/>
+        </w:rPr>
+        <w:t xml:space="preserve"> </w:t>
+      </w:r>
+      <w:proofErr w:type="spellStart"/>
+      <w:r>
+        <w:rPr>
+          <w:b/>
+          <w:bCs/>
+          <w:sz w:val="28"/>
+          <w:szCs w:val="28"/>
+        </w:rPr>
+        <w:t>funkcionalnosti</w:t>
+      </w:r>
+      <w:proofErr w:type="spellEnd"/>
     </w:p>
     <w:p>
       <w:pPr>
         <w:spacing w:after="40" w:line="252" w:lineRule="auto"/>
         <w:jc w:val="center"/>
       </w:pPr>
+      <w:proofErr w:type="spellStart"/>
       <w:r>
         <w:rPr>
           <w:b/>
@@ -90,16 +250,210 @@
           <w:sz w:val="26"/>
           <w:szCs w:val="26"/>
         </w:rPr>
-        <w:t>bezbedno obrađivanje pristiglog zahteva prilikom skeniranja za uspešnu prijavu ili odjavu</w:t>
-      </w:r>
+        <w:t>bezbedno</w:t>
+      </w:r>
+      <w:proofErr w:type="spellEnd"/>
+      <w:r>
+        <w:rPr>
+          <w:b/>
+          <w:bCs/>
+          <w:sz w:val="26"/>
+          <w:szCs w:val="26"/>
+        </w:rPr>
+        <w:t xml:space="preserve"> </w:t>
+      </w:r>
+      <w:proofErr w:type="spellStart"/>
+      <w:r>
+        <w:rPr>
+          <w:b/>
+          <w:bCs/>
+          <w:sz w:val="26"/>
+          <w:szCs w:val="26"/>
+        </w:rPr>
+        <w:t>obrađivanje</w:t>
+      </w:r>
+      <w:proofErr w:type="spellEnd"/>
+      <w:r>
+        <w:rPr>
+          <w:b/>
+          <w:bCs/>
+          <w:sz w:val="26"/>
+          <w:szCs w:val="26"/>
+        </w:rPr>
+        <w:t xml:space="preserve"> </w:t>
+      </w:r>
+      <w:proofErr w:type="spellStart"/>
+      <w:r>
+        <w:rPr>
+          <w:b/>
+          <w:bCs/>
+          <w:sz w:val="26"/>
+          <w:szCs w:val="26"/>
+        </w:rPr>
+        <w:t>pristiglog</w:t>
+      </w:r>
+      <w:proofErr w:type="spellEnd"/>
+      <w:r>
+        <w:rPr>
+          <w:b/>
+          <w:bCs/>
+          <w:sz w:val="26"/>
+          <w:szCs w:val="26"/>
+        </w:rPr>
+        <w:t xml:space="preserve"> </w:t>
+      </w:r>
+      <w:proofErr w:type="spellStart"/>
+      <w:r>
+        <w:rPr>
+          <w:b/>
+          <w:bCs/>
+          <w:sz w:val="26"/>
+          <w:szCs w:val="26"/>
+        </w:rPr>
+        <w:t>zahteva</w:t>
+      </w:r>
+      <w:proofErr w:type="spellEnd"/>
+      <w:r>
+        <w:rPr>
+          <w:b/>
+          <w:bCs/>
+          <w:sz w:val="26"/>
+          <w:szCs w:val="26"/>
+        </w:rPr>
+        <w:t xml:space="preserve"> </w:t>
+      </w:r>
+      <w:proofErr w:type="spellStart"/>
+      <w:r>
+        <w:rPr>
+          <w:b/>
+          <w:bCs/>
+          <w:sz w:val="26"/>
+          <w:szCs w:val="26"/>
+        </w:rPr>
+        <w:t>prilikom</w:t>
+      </w:r>
+      <w:proofErr w:type="spellEnd"/>
+      <w:r>
+        <w:rPr>
+          <w:b/>
+          <w:bCs/>
+          <w:sz w:val="26"/>
+          <w:szCs w:val="26"/>
+        </w:rPr>
+        <w:t xml:space="preserve"> </w:t>
+      </w:r>
+      <w:proofErr w:type="spellStart"/>
+      <w:r>
+        <w:rPr>
+          <w:b/>
+          <w:bCs/>
+          <w:sz w:val="26"/>
+          <w:szCs w:val="26"/>
+        </w:rPr>
+        <w:t>skeniranja</w:t>
+      </w:r>
+      <w:proofErr w:type="spellEnd"/>
+      <w:r>
+        <w:rPr>
+          <w:b/>
+          <w:bCs/>
+          <w:sz w:val="26"/>
+          <w:szCs w:val="26"/>
+        </w:rPr>
+        <w:t xml:space="preserve"> za </w:t>
+      </w:r>
+      <w:proofErr w:type="spellStart"/>
+      <w:r>
+        <w:rPr>
+          <w:b/>
+          <w:bCs/>
+          <w:sz w:val="26"/>
+          <w:szCs w:val="26"/>
+        </w:rPr>
+        <w:t>uspešnu</w:t>
+      </w:r>
+      <w:proofErr w:type="spellEnd"/>
+      <w:r>
+        <w:rPr>
+          <w:b/>
+          <w:bCs/>
+          <w:sz w:val="26"/>
+          <w:szCs w:val="26"/>
+        </w:rPr>
+        <w:t xml:space="preserve"> </w:t>
+      </w:r>
+      <w:proofErr w:type="spellStart"/>
+      <w:r>
+        <w:rPr>
+          <w:b/>
+          <w:bCs/>
+          <w:sz w:val="26"/>
+          <w:szCs w:val="26"/>
+        </w:rPr>
+        <w:t>prijavu</w:t>
+      </w:r>
+      <w:proofErr w:type="spellEnd"/>
+      <w:r>
+        <w:rPr>
+          <w:b/>
+          <w:bCs/>
+          <w:sz w:val="26"/>
+          <w:szCs w:val="26"/>
+        </w:rPr>
+        <w:t xml:space="preserve"> </w:t>
+      </w:r>
+      <w:proofErr w:type="spellStart"/>
+      <w:r>
+        <w:rPr>
+          <w:b/>
+          <w:bCs/>
+          <w:sz w:val="26"/>
+          <w:szCs w:val="26"/>
+        </w:rPr>
+        <w:t>ili</w:t>
+      </w:r>
+      <w:proofErr w:type="spellEnd"/>
+      <w:r>
+        <w:rPr>
+          <w:b/>
+          <w:bCs/>
+          <w:sz w:val="26"/>
+          <w:szCs w:val="26"/>
+        </w:rPr>
+        <w:t xml:space="preserve"> </w:t>
+      </w:r>
+      <w:proofErr w:type="spellStart"/>
+      <w:r>
+        <w:rPr>
+          <w:b/>
+          <w:bCs/>
+          <w:sz w:val="26"/>
+          <w:szCs w:val="26"/>
+        </w:rPr>
+        <w:t>odjavu</w:t>
+      </w:r>
+      <w:proofErr w:type="spellEnd"/>
     </w:p>
     <w:p>
       <w:pPr>
         <w:spacing w:after="40" w:line="252" w:lineRule="auto"/>
         <w:jc w:val="center"/>
       </w:pPr>
-      <w:r>
-        <w:t>Verzija dokumenta - 1.0</w:t>
+      <w:proofErr w:type="spellStart"/>
+      <w:r>
+        <w:t>Verzija</w:t>
+      </w:r>
+      <w:proofErr w:type="spellEnd"/>
+      <w:r>
+        <w:t xml:space="preserve"> </w:t>
+      </w:r>
+      <w:proofErr w:type="spellStart"/>
+      <w:r>
+        <w:t>dokumenta</w:t>
+      </w:r>
+      <w:proofErr w:type="spellEnd"/>
+      <w:r>
+        <w:t xml:space="preserve"> - 1.0</w:t>
       </w:r>
     </w:p>
     <w:p/>
@@ -111,8 +465,21 @@
     <w:p/>
     <w:p/>
     <w:p>
-      <w:r>
-        <w:t xml:space="preserve">Naziv tima: </w:t>
+      <w:proofErr w:type="spellStart"/>
+      <w:r>
+        <w:t>Naziv</w:t>
+      </w:r>
+      <w:proofErr w:type="spellEnd"/>
+      <w:r>
+        <w:t xml:space="preserve"> </w:t>
+      </w:r>
+      <w:proofErr w:type="spellStart"/>
+      <w:r>
+        <w:t>tima</w:t>
+      </w:r>
+      <w:proofErr w:type="spellEnd"/>
+      <w:r>
+        <w:t xml:space="preserve">: </w:t>
       </w:r>
       <w:r>
         <w:t>Iron Four</w:t>
@@ -128,6 +495,7 @@
         <w:spacing w:before="200" w:after="100" w:line="264" w:lineRule="auto"/>
       </w:pPr>
       <w:bookmarkStart w:id="0" w:name="istorija_izmena"/>
+      <w:proofErr w:type="spellStart"/>
       <w:r>
         <w:rPr>
           <w:b/>
@@ -137,9 +505,32 @@
           <w:szCs w:val="28"/>
         </w:rPr>
         <w:lastRenderedPageBreak/>
-        <w:t>Istorija izmena</w:t>
+        <w:t>Istorija</w:t>
+      </w:r>
+      <w:proofErr w:type="spellEnd"/>
+      <w:r>
+        <w:rPr>
+          <w:b/>
+          <w:bCs/>
+          <w:color w:val="2B5797"/>
+          <w:sz w:val="28"/>
+          <w:szCs w:val="28"/>
+        </w:rPr>
+        <w:t xml:space="preserve"> </w:t>
+      </w:r>
+      <w:proofErr w:type="spellStart"/>
+      <w:r>
+        <w:rPr>
+          <w:b/>
+          <w:bCs/>
+          <w:color w:val="2B5797"/>
+          <w:sz w:val="28"/>
+          <w:szCs w:val="28"/>
+        </w:rPr>
+        <w:t>izmena</w:t>
       </w:r>
       <w:bookmarkEnd w:id="0"/>
+      <w:proofErr w:type="spellEnd"/>
     </w:p>
     <w:tbl>
       <w:tblPr>
@@ -165,12 +556,6 @@
         <w:gridCol w:w="2352"/>
       </w:tblGrid>
       <w:tr>
-        <w:tblPrEx>
-          <w:tblCellMar>
-            <w:top w:w="0" w:type="dxa"/>
-            <w:bottom w:w="0" w:type="dxa"/>
-          </w:tblCellMar>
-        </w:tblPrEx>
         <w:tc>
           <w:tcPr>
             <w:tcW w:w="2351" w:type="dxa"/>
@@ -218,6 +603,7 @@
             <w:vAlign w:val="center"/>
           </w:tcPr>
           <w:p>
+            <w:proofErr w:type="spellStart"/>
             <w:r>
               <w:rPr>
                 <w:b/>
@@ -225,6 +611,7 @@
               </w:rPr>
               <w:t>Verzija</w:t>
             </w:r>
+            <w:proofErr w:type="spellEnd"/>
           </w:p>
         </w:tc>
         <w:tc>
@@ -246,13 +633,31 @@
             <w:vAlign w:val="center"/>
           </w:tcPr>
           <w:p>
+            <w:proofErr w:type="spellStart"/>
             <w:r>
               <w:rPr>
                 <w:b/>
                 <w:bCs/>
               </w:rPr>
-              <w:t>Kratak opis</w:t>
-            </w:r>
+              <w:t>Kratak</w:t>
+            </w:r>
+            <w:proofErr w:type="spellEnd"/>
+            <w:r>
+              <w:rPr>
+                <w:b/>
+                <w:bCs/>
+              </w:rPr>
+              <w:t xml:space="preserve"> </w:t>
+            </w:r>
+            <w:proofErr w:type="spellStart"/>
+            <w:r>
+              <w:rPr>
+                <w:b/>
+                <w:bCs/>
+              </w:rPr>
+              <w:t>opis</w:t>
+            </w:r>
+            <w:proofErr w:type="spellEnd"/>
           </w:p>
         </w:tc>
         <w:tc>
@@ -285,12 +690,6 @@
         </w:tc>
       </w:tr>
       <w:tr>
-        <w:tblPrEx>
-          <w:tblCellMar>
-            <w:top w:w="0" w:type="dxa"/>
-            <w:bottom w:w="0" w:type="dxa"/>
-          </w:tblCellMar>
-        </w:tblPrEx>
         <w:tc>
           <w:tcPr>
             <w:tcW w:w="2351" w:type="dxa"/>
@@ -355,9 +754,19 @@
             <w:vAlign w:val="center"/>
           </w:tcPr>
           <w:p>
-            <w:r>
-              <w:t>Inicijalna verzija</w:t>
-            </w:r>
+            <w:proofErr w:type="spellStart"/>
+            <w:r>
+              <w:t>Inicijalna</w:t>
+            </w:r>
+            <w:proofErr w:type="spellEnd"/>
+            <w:r>
+              <w:t xml:space="preserve"> </w:t>
+            </w:r>
+            <w:proofErr w:type="spellStart"/>
+            <w:r>
+              <w:t>verzija</w:t>
+            </w:r>
+            <w:proofErr w:type="spellEnd"/>
           </w:p>
         </w:tc>
         <w:tc>
@@ -379,8 +788,13 @@
           </w:tcPr>
           <w:p>
             <w:r>
-              <w:t>Stojna Pušičić</w:t>
-            </w:r>
+              <w:t xml:space="preserve">Stojna </w:t>
+            </w:r>
+            <w:proofErr w:type="spellStart"/>
+            <w:r>
+              <w:t>Pušičić</w:t>
+            </w:r>
+            <w:proofErr w:type="spellEnd"/>
           </w:p>
         </w:tc>
       </w:tr>
@@ -391,6 +805,7 @@
         <w:spacing w:before="200" w:after="100" w:line="264" w:lineRule="auto"/>
       </w:pPr>
       <w:bookmarkStart w:id="1" w:name="sadrzaj_heading"/>
+      <w:proofErr w:type="spellStart"/>
       <w:r>
         <w:rPr>
           <w:b/>
@@ -402,6 +817,7 @@
         <w:t>Sadržaj</w:t>
       </w:r>
       <w:bookmarkEnd w:id="1"/>
+      <w:proofErr w:type="spellEnd"/>
     </w:p>
     <w:p>
       <w:pPr>
@@ -412,8 +828,16 @@
           <w:rPr>
             <w:rStyle w:val="Hyperlink"/>
           </w:rPr>
-          <w:t>1. Uvod</w:t>
-        </w:r>
+          <w:t xml:space="preserve">1. </w:t>
+        </w:r>
+        <w:proofErr w:type="spellStart"/>
+        <w:r>
+          <w:rPr>
+            <w:rStyle w:val="Hyperlink"/>
+          </w:rPr>
+          <w:t>Uvod</w:t>
+        </w:r>
+        <w:proofErr w:type="spellEnd"/>
       </w:hyperlink>
     </w:p>
     <w:p>
@@ -426,8 +850,16 @@
           <w:rPr>
             <w:rStyle w:val="Hyperlink"/>
           </w:rPr>
-          <w:t>1.1 Rezime</w:t>
-        </w:r>
+          <w:t xml:space="preserve">1.1 </w:t>
+        </w:r>
+        <w:proofErr w:type="spellStart"/>
+        <w:r>
+          <w:rPr>
+            <w:rStyle w:val="Hyperlink"/>
+          </w:rPr>
+          <w:t>Rezime</w:t>
+        </w:r>
+        <w:proofErr w:type="spellEnd"/>
       </w:hyperlink>
     </w:p>
     <w:p>
@@ -440,8 +872,72 @@
           <w:rPr>
             <w:rStyle w:val="Hyperlink"/>
           </w:rPr>
-          <w:t>1.2 Namena dokumenta i ciljne grupe</w:t>
-        </w:r>
+          <w:t xml:space="preserve">1.2 </w:t>
+        </w:r>
+        <w:proofErr w:type="spellStart"/>
+        <w:r>
+          <w:rPr>
+            <w:rStyle w:val="Hyperlink"/>
+          </w:rPr>
+          <w:t>Namena</w:t>
+        </w:r>
+        <w:proofErr w:type="spellEnd"/>
+        <w:r>
+          <w:rPr>
+            <w:rStyle w:val="Hyperlink"/>
+          </w:rPr>
+          <w:t xml:space="preserve"> </w:t>
+        </w:r>
+        <w:proofErr w:type="spellStart"/>
+        <w:r>
+          <w:rPr>
+            <w:rStyle w:val="Hyperlink"/>
+          </w:rPr>
+          <w:t>dokumenta</w:t>
+        </w:r>
+        <w:proofErr w:type="spellEnd"/>
+        <w:r>
+          <w:rPr>
+            <w:rStyle w:val="Hyperlink"/>
+          </w:rPr>
+          <w:t xml:space="preserve"> </w:t>
+        </w:r>
+        <w:proofErr w:type="spellStart"/>
+        <w:r>
+          <w:rPr>
+            <w:rStyle w:val="Hyperlink"/>
+          </w:rPr>
+          <w:t>i</w:t>
+        </w:r>
+        <w:proofErr w:type="spellEnd"/>
+        <w:r>
+          <w:rPr>
+            <w:rStyle w:val="Hyperlink"/>
+          </w:rPr>
+          <w:t xml:space="preserve"> </w:t>
+        </w:r>
+        <w:proofErr w:type="spellStart"/>
+        <w:r>
+          <w:rPr>
+            <w:rStyle w:val="Hyperlink"/>
+          </w:rPr>
+          <w:t>ciljne</w:t>
+        </w:r>
+        <w:proofErr w:type="spellEnd"/>
+        <w:r>
+          <w:rPr>
+            <w:rStyle w:val="Hyperlink"/>
+          </w:rPr>
+          <w:t xml:space="preserve"> </w:t>
+        </w:r>
+        <w:proofErr w:type="spellStart"/>
+        <w:r>
+          <w:rPr>
+            <w:rStyle w:val="Hyperlink"/>
+          </w:rPr>
+          <w:t>grupe</w:t>
+        </w:r>
+        <w:proofErr w:type="spellEnd"/>
       </w:hyperlink>
     </w:p>
     <w:p>
@@ -468,8 +964,30 @@
           <w:rPr>
             <w:rStyle w:val="Hyperlink"/>
           </w:rPr>
-          <w:t>1.4 Otvorena pitanja</w:t>
-        </w:r>
+          <w:t xml:space="preserve">1.4 </w:t>
+        </w:r>
+        <w:proofErr w:type="spellStart"/>
+        <w:r>
+          <w:rPr>
+            <w:rStyle w:val="Hyperlink"/>
+          </w:rPr>
+          <w:t>Otvorena</w:t>
+        </w:r>
+        <w:proofErr w:type="spellEnd"/>
+        <w:r>
+          <w:rPr>
+            <w:rStyle w:val="Hyperlink"/>
+          </w:rPr>
+          <w:t xml:space="preserve"> </w:t>
+        </w:r>
+        <w:proofErr w:type="spellStart"/>
+        <w:r>
+          <w:rPr>
+            <w:rStyle w:val="Hyperlink"/>
+          </w:rPr>
+          <w:t>pitanja</w:t>
+        </w:r>
+        <w:proofErr w:type="spellEnd"/>
       </w:hyperlink>
     </w:p>
     <w:p>
@@ -481,8 +999,114 @@
           <w:rPr>
             <w:rStyle w:val="Hyperlink"/>
           </w:rPr>
-          <w:t>2. Scenario bezbedne obrade zahteva pri skeniranju za prijavu ili odjavu</w:t>
-        </w:r>
+          <w:t xml:space="preserve">2. Scenario </w:t>
+        </w:r>
+        <w:proofErr w:type="spellStart"/>
+        <w:r>
+          <w:rPr>
+            <w:rStyle w:val="Hyperlink"/>
+          </w:rPr>
+          <w:t>bezbedne</w:t>
+        </w:r>
+        <w:proofErr w:type="spellEnd"/>
+        <w:r>
+          <w:rPr>
+            <w:rStyle w:val="Hyperlink"/>
+          </w:rPr>
+          <w:t xml:space="preserve"> </w:t>
+        </w:r>
+        <w:proofErr w:type="spellStart"/>
+        <w:r>
+          <w:rPr>
+            <w:rStyle w:val="Hyperlink"/>
+          </w:rPr>
+          <w:t>obrade</w:t>
+        </w:r>
+        <w:proofErr w:type="spellEnd"/>
+        <w:r>
+          <w:rPr>
+            <w:rStyle w:val="Hyperlink"/>
+          </w:rPr>
+          <w:t xml:space="preserve"> </w:t>
+        </w:r>
+        <w:proofErr w:type="spellStart"/>
+        <w:r>
+          <w:rPr>
+            <w:rStyle w:val="Hyperlink"/>
+          </w:rPr>
+          <w:t>zahteva</w:t>
+        </w:r>
+        <w:proofErr w:type="spellEnd"/>
+        <w:r>
+          <w:rPr>
+            <w:rStyle w:val="Hyperlink"/>
+          </w:rPr>
+          <w:t xml:space="preserve"> </w:t>
+        </w:r>
+        <w:proofErr w:type="spellStart"/>
+        <w:r>
+          <w:rPr>
+            <w:rStyle w:val="Hyperlink"/>
+          </w:rPr>
+          <w:t>pri</w:t>
+        </w:r>
+        <w:proofErr w:type="spellEnd"/>
+        <w:r>
+          <w:rPr>
+            <w:rStyle w:val="Hyperlink"/>
+          </w:rPr>
+          <w:t xml:space="preserve"> </w:t>
+        </w:r>
+        <w:proofErr w:type="spellStart"/>
+        <w:r>
+          <w:rPr>
+            <w:rStyle w:val="Hyperlink"/>
+          </w:rPr>
+          <w:t>skeniranju</w:t>
+        </w:r>
+        <w:proofErr w:type="spellEnd"/>
+        <w:r>
+          <w:rPr>
+            <w:rStyle w:val="Hyperlink"/>
+          </w:rPr>
+          <w:t xml:space="preserve"> za </w:t>
+        </w:r>
+        <w:proofErr w:type="spellStart"/>
+        <w:r>
+          <w:rPr>
+            <w:rStyle w:val="Hyperlink"/>
+          </w:rPr>
+          <w:t>prijavu</w:t>
+        </w:r>
+        <w:proofErr w:type="spellEnd"/>
+        <w:r>
+          <w:rPr>
+            <w:rStyle w:val="Hyperlink"/>
+          </w:rPr>
+          <w:t xml:space="preserve"> </w:t>
+        </w:r>
+        <w:proofErr w:type="spellStart"/>
+        <w:r>
+          <w:rPr>
+            <w:rStyle w:val="Hyperlink"/>
+          </w:rPr>
+          <w:t>ili</w:t>
+        </w:r>
+        <w:proofErr w:type="spellEnd"/>
+        <w:r>
+          <w:rPr>
+            <w:rStyle w:val="Hyperlink"/>
+          </w:rPr>
+          <w:t xml:space="preserve"> </w:t>
+        </w:r>
+        <w:proofErr w:type="spellStart"/>
+        <w:r>
+          <w:rPr>
+            <w:rStyle w:val="Hyperlink"/>
+          </w:rPr>
+          <w:t>odjavu</w:t>
+        </w:r>
+        <w:proofErr w:type="spellEnd"/>
       </w:hyperlink>
     </w:p>
     <w:p>
@@ -495,8 +1119,30 @@
           <w:rPr>
             <w:rStyle w:val="Hyperlink"/>
           </w:rPr>
-          <w:t>2.1 Kratak opis</w:t>
-        </w:r>
+          <w:t xml:space="preserve">2.1 </w:t>
+        </w:r>
+        <w:proofErr w:type="spellStart"/>
+        <w:r>
+          <w:rPr>
+            <w:rStyle w:val="Hyperlink"/>
+          </w:rPr>
+          <w:t>Kratak</w:t>
+        </w:r>
+        <w:proofErr w:type="spellEnd"/>
+        <w:r>
+          <w:rPr>
+            <w:rStyle w:val="Hyperlink"/>
+          </w:rPr>
+          <w:t xml:space="preserve"> </w:t>
+        </w:r>
+        <w:proofErr w:type="spellStart"/>
+        <w:r>
+          <w:rPr>
+            <w:rStyle w:val="Hyperlink"/>
+          </w:rPr>
+          <w:t>opis</w:t>
+        </w:r>
+        <w:proofErr w:type="spellEnd"/>
       </w:hyperlink>
     </w:p>
     <w:p>
@@ -509,8 +1155,16 @@
           <w:rPr>
             <w:rStyle w:val="Hyperlink"/>
           </w:rPr>
-          <w:t>2.2 Tok događaja</w:t>
-        </w:r>
+          <w:t xml:space="preserve">2.2 Tok </w:t>
+        </w:r>
+        <w:proofErr w:type="spellStart"/>
+        <w:r>
+          <w:rPr>
+            <w:rStyle w:val="Hyperlink"/>
+          </w:rPr>
+          <w:t>događaja</w:t>
+        </w:r>
+        <w:proofErr w:type="spellEnd"/>
       </w:hyperlink>
     </w:p>
     <w:p>
@@ -523,8 +1177,114 @@
           <w:rPr>
             <w:rStyle w:val="Hyperlink"/>
           </w:rPr>
-          <w:t>2.2.1 Osnovni uspešan scenario – zaposleni se uspešno prijavljuje ili odjavljuje skeniranjem</w:t>
-        </w:r>
+          <w:t xml:space="preserve">2.2.1 </w:t>
+        </w:r>
+        <w:proofErr w:type="spellStart"/>
+        <w:r>
+          <w:rPr>
+            <w:rStyle w:val="Hyperlink"/>
+          </w:rPr>
+          <w:t>Osnovni</w:t>
+        </w:r>
+        <w:proofErr w:type="spellEnd"/>
+        <w:r>
+          <w:rPr>
+            <w:rStyle w:val="Hyperlink"/>
+          </w:rPr>
+          <w:t xml:space="preserve"> </w:t>
+        </w:r>
+        <w:proofErr w:type="spellStart"/>
+        <w:r>
+          <w:rPr>
+            <w:rStyle w:val="Hyperlink"/>
+          </w:rPr>
+          <w:t>uspešan</w:t>
+        </w:r>
+        <w:proofErr w:type="spellEnd"/>
+        <w:r>
+          <w:rPr>
+            <w:rStyle w:val="Hyperlink"/>
+          </w:rPr>
+          <w:t xml:space="preserve"> scenario – </w:t>
+        </w:r>
+        <w:proofErr w:type="spellStart"/>
+        <w:r>
+          <w:rPr>
+            <w:rStyle w:val="Hyperlink"/>
+          </w:rPr>
+          <w:t>zaposleni</w:t>
+        </w:r>
+        <w:proofErr w:type="spellEnd"/>
+        <w:r>
+          <w:rPr>
+            <w:rStyle w:val="Hyperlink"/>
+          </w:rPr>
+          <w:t xml:space="preserve"> se </w:t>
+        </w:r>
+        <w:proofErr w:type="spellStart"/>
+        <w:r>
+          <w:rPr>
+            <w:rStyle w:val="Hyperlink"/>
+          </w:rPr>
+          <w:t>uspešno</w:t>
+        </w:r>
+        <w:proofErr w:type="spellEnd"/>
+        <w:r>
+          <w:rPr>
+            <w:rStyle w:val="Hyperlink"/>
+          </w:rPr>
+          <w:t xml:space="preserve"> </w:t>
+        </w:r>
+        <w:proofErr w:type="spellStart"/>
+        <w:r>
+          <w:rPr>
+            <w:rStyle w:val="Hyperlink"/>
+          </w:rPr>
+          <w:t>prijavljuje</w:t>
+        </w:r>
+        <w:proofErr w:type="spellEnd"/>
+        <w:r>
+          <w:rPr>
+            <w:rStyle w:val="Hyperlink"/>
+          </w:rPr>
+          <w:t xml:space="preserve"> </w:t>
+        </w:r>
+        <w:proofErr w:type="spellStart"/>
+        <w:r>
+          <w:rPr>
+            <w:rStyle w:val="Hyperlink"/>
+          </w:rPr>
+          <w:t>ili</w:t>
+        </w:r>
+        <w:proofErr w:type="spellEnd"/>
+        <w:r>
+          <w:rPr>
+            <w:rStyle w:val="Hyperlink"/>
+          </w:rPr>
+          <w:t xml:space="preserve"> </w:t>
+        </w:r>
+        <w:proofErr w:type="spellStart"/>
+        <w:r>
+          <w:rPr>
+            <w:rStyle w:val="Hyperlink"/>
+          </w:rPr>
+          <w:t>odjavljuje</w:t>
+        </w:r>
+        <w:proofErr w:type="spellEnd"/>
+        <w:r>
+          <w:rPr>
+            <w:rStyle w:val="Hyperlink"/>
+          </w:rPr>
+          <w:t xml:space="preserve"> </w:t>
+        </w:r>
+        <w:proofErr w:type="spellStart"/>
+        <w:r>
+          <w:rPr>
+            <w:rStyle w:val="Hyperlink"/>
+          </w:rPr>
+          <w:t>skeniranjem</w:t>
+        </w:r>
+        <w:proofErr w:type="spellEnd"/>
       </w:hyperlink>
     </w:p>
     <w:p>
@@ -537,8 +1297,100 @@
           <w:rPr>
             <w:rStyle w:val="Hyperlink"/>
           </w:rPr>
-          <w:t>2.2.2 Alternativan scenario – skenirani QR kod je istekao ili nije validan</w:t>
-        </w:r>
+          <w:t xml:space="preserve">2.2.2 </w:t>
+        </w:r>
+        <w:proofErr w:type="spellStart"/>
+        <w:r>
+          <w:rPr>
+            <w:rStyle w:val="Hyperlink"/>
+          </w:rPr>
+          <w:t>Alternativan</w:t>
+        </w:r>
+        <w:proofErr w:type="spellEnd"/>
+        <w:r>
+          <w:rPr>
+            <w:rStyle w:val="Hyperlink"/>
+          </w:rPr>
+          <w:t xml:space="preserve"> scenario – </w:t>
+        </w:r>
+        <w:proofErr w:type="spellStart"/>
+        <w:r>
+          <w:rPr>
+            <w:rStyle w:val="Hyperlink"/>
+          </w:rPr>
+          <w:t>skenirani</w:t>
+        </w:r>
+        <w:proofErr w:type="spellEnd"/>
+        <w:r>
+          <w:rPr>
+            <w:rStyle w:val="Hyperlink"/>
+          </w:rPr>
+          <w:t xml:space="preserve"> QR </w:t>
+        </w:r>
+        <w:proofErr w:type="spellStart"/>
+        <w:r>
+          <w:rPr>
+            <w:rStyle w:val="Hyperlink"/>
+          </w:rPr>
+          <w:t>kod</w:t>
+        </w:r>
+        <w:proofErr w:type="spellEnd"/>
+        <w:r>
+          <w:rPr>
+            <w:rStyle w:val="Hyperlink"/>
+          </w:rPr>
+          <w:t xml:space="preserve"> je </w:t>
+        </w:r>
+        <w:proofErr w:type="spellStart"/>
+        <w:r>
+          <w:rPr>
+            <w:rStyle w:val="Hyperlink"/>
+          </w:rPr>
+          <w:t>istekao</w:t>
+        </w:r>
+        <w:proofErr w:type="spellEnd"/>
+        <w:r>
+          <w:rPr>
+            <w:rStyle w:val="Hyperlink"/>
+          </w:rPr>
+          <w:t xml:space="preserve"> </w:t>
+        </w:r>
+        <w:proofErr w:type="spellStart"/>
+        <w:r>
+          <w:rPr>
+            <w:rStyle w:val="Hyperlink"/>
+          </w:rPr>
+          <w:t>ili</w:t>
+        </w:r>
+        <w:proofErr w:type="spellEnd"/>
+        <w:r>
+          <w:rPr>
+            <w:rStyle w:val="Hyperlink"/>
+          </w:rPr>
+          <w:t xml:space="preserve"> </w:t>
+        </w:r>
+        <w:proofErr w:type="spellStart"/>
+        <w:r>
+          <w:rPr>
+            <w:rStyle w:val="Hyperlink"/>
+          </w:rPr>
+          <w:t>nije</w:t>
+        </w:r>
+        <w:proofErr w:type="spellEnd"/>
+        <w:r>
+          <w:rPr>
+            <w:rStyle w:val="Hyperlink"/>
+          </w:rPr>
+          <w:t xml:space="preserve"> </w:t>
+        </w:r>
+        <w:proofErr w:type="spellStart"/>
+        <w:r>
+          <w:rPr>
+            <w:rStyle w:val="Hyperlink"/>
+          </w:rPr>
+          <w:t>validan</w:t>
+        </w:r>
+        <w:proofErr w:type="spellEnd"/>
       </w:hyperlink>
     </w:p>
     <w:p>
@@ -551,8 +1403,100 @@
           <w:rPr>
             <w:rStyle w:val="Hyperlink"/>
           </w:rPr>
-          <w:t>2.2.3 Alternativan scenario – zahtev je odbijen zbog nedozvoljenog stanja korisnika</w:t>
-        </w:r>
+          <w:t xml:space="preserve">2.2.3 </w:t>
+        </w:r>
+        <w:proofErr w:type="spellStart"/>
+        <w:r>
+          <w:rPr>
+            <w:rStyle w:val="Hyperlink"/>
+          </w:rPr>
+          <w:t>Alternativan</w:t>
+        </w:r>
+        <w:proofErr w:type="spellEnd"/>
+        <w:r>
+          <w:rPr>
+            <w:rStyle w:val="Hyperlink"/>
+          </w:rPr>
+          <w:t xml:space="preserve"> scenario – </w:t>
+        </w:r>
+        <w:proofErr w:type="spellStart"/>
+        <w:r>
+          <w:rPr>
+            <w:rStyle w:val="Hyperlink"/>
+          </w:rPr>
+          <w:t>zahtev</w:t>
+        </w:r>
+        <w:proofErr w:type="spellEnd"/>
+        <w:r>
+          <w:rPr>
+            <w:rStyle w:val="Hyperlink"/>
+          </w:rPr>
+          <w:t xml:space="preserve"> je </w:t>
+        </w:r>
+        <w:proofErr w:type="spellStart"/>
+        <w:r>
+          <w:rPr>
+            <w:rStyle w:val="Hyperlink"/>
+          </w:rPr>
+          <w:t>odbijen</w:t>
+        </w:r>
+        <w:proofErr w:type="spellEnd"/>
+        <w:r>
+          <w:rPr>
+            <w:rStyle w:val="Hyperlink"/>
+          </w:rPr>
+          <w:t xml:space="preserve"> </w:t>
+        </w:r>
+        <w:proofErr w:type="spellStart"/>
+        <w:r>
+          <w:rPr>
+            <w:rStyle w:val="Hyperlink"/>
+          </w:rPr>
+          <w:t>zbog</w:t>
+        </w:r>
+        <w:proofErr w:type="spellEnd"/>
+        <w:r>
+          <w:rPr>
+            <w:rStyle w:val="Hyperlink"/>
+          </w:rPr>
+          <w:t xml:space="preserve"> </w:t>
+        </w:r>
+        <w:proofErr w:type="spellStart"/>
+        <w:r>
+          <w:rPr>
+            <w:rStyle w:val="Hyperlink"/>
+          </w:rPr>
+          <w:t>nedozvoljenog</w:t>
+        </w:r>
+        <w:proofErr w:type="spellEnd"/>
+        <w:r>
+          <w:rPr>
+            <w:rStyle w:val="Hyperlink"/>
+          </w:rPr>
+          <w:t xml:space="preserve"> </w:t>
+        </w:r>
+        <w:proofErr w:type="spellStart"/>
+        <w:r>
+          <w:rPr>
+            <w:rStyle w:val="Hyperlink"/>
+          </w:rPr>
+          <w:t>stanja</w:t>
+        </w:r>
+        <w:proofErr w:type="spellEnd"/>
+        <w:r>
+          <w:rPr>
+            <w:rStyle w:val="Hyperlink"/>
+          </w:rPr>
+          <w:t xml:space="preserve"> </w:t>
+        </w:r>
+        <w:proofErr w:type="spellStart"/>
+        <w:r>
+          <w:rPr>
+            <w:rStyle w:val="Hyperlink"/>
+          </w:rPr>
+          <w:t>korisnika</w:t>
+        </w:r>
+        <w:proofErr w:type="spellEnd"/>
       </w:hyperlink>
     </w:p>
     <w:p>
@@ -565,8 +1509,30 @@
           <w:rPr>
             <w:rStyle w:val="Hyperlink"/>
           </w:rPr>
-          <w:t>2.3 Posebni zahtevi</w:t>
-        </w:r>
+          <w:t xml:space="preserve">2.3 </w:t>
+        </w:r>
+        <w:proofErr w:type="spellStart"/>
+        <w:r>
+          <w:rPr>
+            <w:rStyle w:val="Hyperlink"/>
+          </w:rPr>
+          <w:t>Posebni</w:t>
+        </w:r>
+        <w:proofErr w:type="spellEnd"/>
+        <w:r>
+          <w:rPr>
+            <w:rStyle w:val="Hyperlink"/>
+          </w:rPr>
+          <w:t xml:space="preserve"> </w:t>
+        </w:r>
+        <w:proofErr w:type="spellStart"/>
+        <w:r>
+          <w:rPr>
+            <w:rStyle w:val="Hyperlink"/>
+          </w:rPr>
+          <w:t>zahtevi</w:t>
+        </w:r>
+        <w:proofErr w:type="spellEnd"/>
       </w:hyperlink>
     </w:p>
     <w:p>
@@ -579,8 +1545,16 @@
           <w:rPr>
             <w:rStyle w:val="Hyperlink"/>
           </w:rPr>
-          <w:t>2.4 Preduslovi</w:t>
-        </w:r>
+          <w:t xml:space="preserve">2.4 </w:t>
+        </w:r>
+        <w:proofErr w:type="spellStart"/>
+        <w:r>
+          <w:rPr>
+            <w:rStyle w:val="Hyperlink"/>
+          </w:rPr>
+          <w:t>Preduslovi</w:t>
+        </w:r>
+        <w:proofErr w:type="spellEnd"/>
       </w:hyperlink>
     </w:p>
     <w:p>
@@ -593,8 +1567,16 @@
           <w:rPr>
             <w:rStyle w:val="Hyperlink"/>
           </w:rPr>
-          <w:t>2.5 Posledice</w:t>
-        </w:r>
+          <w:t xml:space="preserve">2.5 </w:t>
+        </w:r>
+        <w:proofErr w:type="spellStart"/>
+        <w:r>
+          <w:rPr>
+            <w:rStyle w:val="Hyperlink"/>
+          </w:rPr>
+          <w:t>Posledice</w:t>
+        </w:r>
+        <w:proofErr w:type="spellEnd"/>
       </w:hyperlink>
     </w:p>
     <w:p>
@@ -616,9 +1598,21 @@
           <w:szCs w:val="28"/>
         </w:rPr>
         <w:lastRenderedPageBreak/>
-        <w:t>1. Uvod</w:t>
+        <w:t xml:space="preserve">1. </w:t>
+      </w:r>
+      <w:proofErr w:type="spellStart"/>
+      <w:r>
+        <w:rPr>
+          <w:b/>
+          <w:bCs/>
+          <w:color w:val="2B5797"/>
+          <w:sz w:val="28"/>
+          <w:szCs w:val="28"/>
+        </w:rPr>
+        <w:t>Uvod</w:t>
       </w:r>
       <w:bookmarkEnd w:id="2"/>
+      <w:proofErr w:type="spellEnd"/>
     </w:p>
     <w:p>
       <w:pPr>
@@ -633,17 +1627,185 @@
           <w:sz w:val="24"/>
           <w:szCs w:val="24"/>
         </w:rPr>
-        <w:t>1.1 Rezime</w:t>
+        <w:t xml:space="preserve">1.1 </w:t>
+      </w:r>
+      <w:proofErr w:type="spellStart"/>
+      <w:r>
+        <w:rPr>
+          <w:b/>
+          <w:bCs/>
+          <w:sz w:val="24"/>
+          <w:szCs w:val="24"/>
+        </w:rPr>
+        <w:t>Rezime</w:t>
       </w:r>
       <w:bookmarkEnd w:id="3"/>
+      <w:proofErr w:type="spellEnd"/>
     </w:p>
     <w:p>
       <w:pPr>
         <w:spacing w:after="80" w:line="276" w:lineRule="auto"/>
         <w:ind w:left="360"/>
       </w:pPr>
-      <w:r>
-        <w:t>Definisanje scenarija upotrebe za funkcionalnost bezbedne obrade zahteva koji nastaje nakon skeniranja dinamičkog QR koda radi uspešne prijave ili odjave zaposlenog u ScanFlow aplikaciji.</w:t>
+      <w:proofErr w:type="spellStart"/>
+      <w:r>
+        <w:t>Definisanje</w:t>
+      </w:r>
+      <w:proofErr w:type="spellEnd"/>
+      <w:r>
+        <w:t xml:space="preserve"> </w:t>
+      </w:r>
+      <w:proofErr w:type="spellStart"/>
+      <w:r>
+        <w:t>scenarija</w:t>
+      </w:r>
+      <w:proofErr w:type="spellEnd"/>
+      <w:r>
+        <w:t xml:space="preserve"> </w:t>
+      </w:r>
+      <w:proofErr w:type="spellStart"/>
+      <w:r>
+        <w:t>upotrebe</w:t>
+      </w:r>
+      <w:proofErr w:type="spellEnd"/>
+      <w:r>
+        <w:t xml:space="preserve"> za </w:t>
+      </w:r>
+      <w:proofErr w:type="spellStart"/>
+      <w:r>
+        <w:t>funkcionalnost</w:t>
+      </w:r>
+      <w:proofErr w:type="spellEnd"/>
+      <w:r>
+        <w:t xml:space="preserve"> </w:t>
+      </w:r>
+      <w:proofErr w:type="spellStart"/>
+      <w:r>
+        <w:t>bezbedne</w:t>
+      </w:r>
+      <w:proofErr w:type="spellEnd"/>
+      <w:r>
+        <w:t xml:space="preserve"> </w:t>
+      </w:r>
+      <w:proofErr w:type="spellStart"/>
+      <w:r>
+        <w:t>obrade</w:t>
+      </w:r>
+      <w:proofErr w:type="spellEnd"/>
+      <w:r>
+        <w:t xml:space="preserve"> </w:t>
+      </w:r>
+      <w:proofErr w:type="spellStart"/>
+      <w:r>
+        <w:t>zahteva</w:t>
+      </w:r>
+      <w:proofErr w:type="spellEnd"/>
+      <w:r>
+        <w:t xml:space="preserve"> koji </w:t>
+      </w:r>
+      <w:proofErr w:type="spellStart"/>
+      <w:r>
+        <w:t>nastaje</w:t>
+      </w:r>
+      <w:proofErr w:type="spellEnd"/>
+      <w:r>
+        <w:t xml:space="preserve"> </w:t>
+      </w:r>
+      <w:proofErr w:type="spellStart"/>
+      <w:r>
+        <w:t>nakon</w:t>
+      </w:r>
+      <w:proofErr w:type="spellEnd"/>
+      <w:r>
+        <w:t xml:space="preserve"> </w:t>
+      </w:r>
+      <w:proofErr w:type="spellStart"/>
+      <w:r>
+        <w:t>skeniranja</w:t>
+      </w:r>
+      <w:proofErr w:type="spellEnd"/>
+      <w:r>
+        <w:t xml:space="preserve"> </w:t>
+      </w:r>
+      <w:proofErr w:type="spellStart"/>
+      <w:r>
+        <w:t>dinamičkog</w:t>
+      </w:r>
+      <w:proofErr w:type="spellEnd"/>
+      <w:r>
+        <w:t xml:space="preserve"> QR </w:t>
+      </w:r>
+      <w:proofErr w:type="spellStart"/>
+      <w:r>
+        <w:t>koda</w:t>
+      </w:r>
+      <w:proofErr w:type="spellEnd"/>
+      <w:r>
+        <w:t xml:space="preserve"> </w:t>
+      </w:r>
+      <w:proofErr w:type="spellStart"/>
+      <w:r>
+        <w:t>radi</w:t>
+      </w:r>
+      <w:proofErr w:type="spellEnd"/>
+      <w:r>
+        <w:t xml:space="preserve"> </w:t>
+      </w:r>
+      <w:proofErr w:type="spellStart"/>
+      <w:r>
+        <w:t>uspešne</w:t>
+      </w:r>
+      <w:proofErr w:type="spellEnd"/>
+      <w:r>
+        <w:t xml:space="preserve"> </w:t>
+      </w:r>
+      <w:proofErr w:type="spellStart"/>
+      <w:r>
+        <w:t>prijave</w:t>
+      </w:r>
+      <w:proofErr w:type="spellEnd"/>
+      <w:r>
+        <w:t xml:space="preserve"> </w:t>
+      </w:r>
+      <w:proofErr w:type="spellStart"/>
+      <w:r>
+        <w:t>ili</w:t>
+      </w:r>
+      <w:proofErr w:type="spellEnd"/>
+      <w:r>
+        <w:t xml:space="preserve"> </w:t>
+      </w:r>
+      <w:proofErr w:type="spellStart"/>
+      <w:r>
+        <w:t>odjave</w:t>
+      </w:r>
+      <w:proofErr w:type="spellEnd"/>
+      <w:r>
+        <w:t xml:space="preserve"> </w:t>
+      </w:r>
+      <w:proofErr w:type="spellStart"/>
+      <w:r>
+        <w:t>zaposlenog</w:t>
+      </w:r>
+      <w:proofErr w:type="spellEnd"/>
+      <w:r>
+        <w:t xml:space="preserve"> u </w:t>
+      </w:r>
+      <w:proofErr w:type="spellStart"/>
+      <w:r>
+        <w:t>ScanFlow</w:t>
+      </w:r>
+      <w:proofErr w:type="spellEnd"/>
+      <w:r>
+        <w:t xml:space="preserve"> </w:t>
+      </w:r>
+      <w:proofErr w:type="spellStart"/>
+      <w:r>
+        <w:t>aplikaciji</w:t>
+      </w:r>
+      <w:proofErr w:type="spellEnd"/>
+      <w:r>
+        <w:t>.</w:t>
       </w:r>
     </w:p>
     <w:p>
@@ -659,17 +1821,265 @@
           <w:sz w:val="24"/>
           <w:szCs w:val="24"/>
         </w:rPr>
-        <w:t>1.2 Namena dokumenta i ciljne grupe</w:t>
+        <w:t xml:space="preserve">1.2 </w:t>
+      </w:r>
+      <w:proofErr w:type="spellStart"/>
+      <w:r>
+        <w:rPr>
+          <w:b/>
+          <w:bCs/>
+          <w:sz w:val="24"/>
+          <w:szCs w:val="24"/>
+        </w:rPr>
+        <w:t>Namena</w:t>
+      </w:r>
+      <w:proofErr w:type="spellEnd"/>
+      <w:r>
+        <w:rPr>
+          <w:b/>
+          <w:bCs/>
+          <w:sz w:val="24"/>
+          <w:szCs w:val="24"/>
+        </w:rPr>
+        <w:t xml:space="preserve"> </w:t>
+      </w:r>
+      <w:proofErr w:type="spellStart"/>
+      <w:r>
+        <w:rPr>
+          <w:b/>
+          <w:bCs/>
+          <w:sz w:val="24"/>
+          <w:szCs w:val="24"/>
+        </w:rPr>
+        <w:t>dokumenta</w:t>
+      </w:r>
+      <w:proofErr w:type="spellEnd"/>
+      <w:r>
+        <w:rPr>
+          <w:b/>
+          <w:bCs/>
+          <w:sz w:val="24"/>
+          <w:szCs w:val="24"/>
+        </w:rPr>
+        <w:t xml:space="preserve"> </w:t>
+      </w:r>
+      <w:proofErr w:type="spellStart"/>
+      <w:r>
+        <w:rPr>
+          <w:b/>
+          <w:bCs/>
+          <w:sz w:val="24"/>
+          <w:szCs w:val="24"/>
+        </w:rPr>
+        <w:t>i</w:t>
+      </w:r>
+      <w:proofErr w:type="spellEnd"/>
+      <w:r>
+        <w:rPr>
+          <w:b/>
+          <w:bCs/>
+          <w:sz w:val="24"/>
+          <w:szCs w:val="24"/>
+        </w:rPr>
+        <w:t xml:space="preserve"> </w:t>
+      </w:r>
+      <w:proofErr w:type="spellStart"/>
+      <w:r>
+        <w:rPr>
+          <w:b/>
+          <w:bCs/>
+          <w:sz w:val="24"/>
+          <w:szCs w:val="24"/>
+        </w:rPr>
+        <w:t>ciljne</w:t>
+      </w:r>
+      <w:proofErr w:type="spellEnd"/>
+      <w:r>
+        <w:rPr>
+          <w:b/>
+          <w:bCs/>
+          <w:sz w:val="24"/>
+          <w:szCs w:val="24"/>
+        </w:rPr>
+        <w:t xml:space="preserve"> </w:t>
+      </w:r>
+      <w:proofErr w:type="spellStart"/>
+      <w:r>
+        <w:rPr>
+          <w:b/>
+          <w:bCs/>
+          <w:sz w:val="24"/>
+          <w:szCs w:val="24"/>
+        </w:rPr>
+        <w:t>grupe</w:t>
       </w:r>
       <w:bookmarkEnd w:id="4"/>
+      <w:proofErr w:type="spellEnd"/>
     </w:p>
     <w:p>
       <w:pPr>
         <w:spacing w:after="80" w:line="276" w:lineRule="auto"/>
         <w:ind w:left="360"/>
       </w:pPr>
-      <w:r>
-        <w:t>Dokument koriste članovi tima za razvoj, testiranje i implementaciju funkcionalnosti, kao i članovi tima koji rade na validaciji, autorizaciji i bezbednosti sistema.</w:t>
+      <w:proofErr w:type="spellStart"/>
+      <w:r>
+        <w:t>Dokument</w:t>
+      </w:r>
+      <w:proofErr w:type="spellEnd"/>
+      <w:r>
+        <w:t xml:space="preserve"> </w:t>
+      </w:r>
+      <w:proofErr w:type="spellStart"/>
+      <w:r>
+        <w:t>koriste</w:t>
+      </w:r>
+      <w:proofErr w:type="spellEnd"/>
+      <w:r>
+        <w:t xml:space="preserve"> </w:t>
+      </w:r>
+      <w:proofErr w:type="spellStart"/>
+      <w:r>
+        <w:t>članovi</w:t>
+      </w:r>
+      <w:proofErr w:type="spellEnd"/>
+      <w:r>
+        <w:t xml:space="preserve"> </w:t>
+      </w:r>
+      <w:proofErr w:type="spellStart"/>
+      <w:r>
+        <w:t>tima</w:t>
+      </w:r>
+      <w:proofErr w:type="spellEnd"/>
+      <w:r>
+        <w:t xml:space="preserve"> za </w:t>
+      </w:r>
+      <w:proofErr w:type="spellStart"/>
+      <w:r>
+        <w:t>razvoj</w:t>
+      </w:r>
+      <w:proofErr w:type="spellEnd"/>
+      <w:r>
+        <w:t xml:space="preserve">, </w:t>
+      </w:r>
+      <w:proofErr w:type="spellStart"/>
+      <w:r>
+        <w:t>testiranje</w:t>
+      </w:r>
+      <w:proofErr w:type="spellEnd"/>
+      <w:r>
+        <w:t xml:space="preserve"> </w:t>
+      </w:r>
+      <w:proofErr w:type="spellStart"/>
+      <w:r>
+        <w:t>i</w:t>
+      </w:r>
+      <w:proofErr w:type="spellEnd"/>
+      <w:r>
+        <w:t xml:space="preserve"> </w:t>
+      </w:r>
+      <w:proofErr w:type="spellStart"/>
+      <w:r>
+        <w:t>implementaciju</w:t>
+      </w:r>
+      <w:proofErr w:type="spellEnd"/>
+      <w:r>
+        <w:t xml:space="preserve"> </w:t>
+      </w:r>
+      <w:proofErr w:type="spellStart"/>
+      <w:r>
+        <w:t>funkcionalnosti</w:t>
+      </w:r>
+      <w:proofErr w:type="spellEnd"/>
+      <w:r>
+        <w:t xml:space="preserve">, </w:t>
+      </w:r>
+      <w:proofErr w:type="spellStart"/>
+      <w:r>
+        <w:t>kao</w:t>
+      </w:r>
+      <w:proofErr w:type="spellEnd"/>
+      <w:r>
+        <w:t xml:space="preserve"> </w:t>
+      </w:r>
+      <w:proofErr w:type="spellStart"/>
+      <w:r>
+        <w:t>i</w:t>
+      </w:r>
+      <w:proofErr w:type="spellEnd"/>
+      <w:r>
+        <w:t xml:space="preserve"> </w:t>
+      </w:r>
+      <w:proofErr w:type="spellStart"/>
+      <w:r>
+        <w:t>članovi</w:t>
+      </w:r>
+      <w:proofErr w:type="spellEnd"/>
+      <w:r>
+        <w:t xml:space="preserve"> </w:t>
+      </w:r>
+      <w:proofErr w:type="spellStart"/>
+      <w:r>
+        <w:t>tima</w:t>
+      </w:r>
+      <w:proofErr w:type="spellEnd"/>
+      <w:r>
+        <w:t xml:space="preserve"> koji </w:t>
+      </w:r>
+      <w:proofErr w:type="spellStart"/>
+      <w:r>
+        <w:t>rade</w:t>
+      </w:r>
+      <w:proofErr w:type="spellEnd"/>
+      <w:r>
+        <w:t xml:space="preserve"> </w:t>
+      </w:r>
+      <w:proofErr w:type="spellStart"/>
+      <w:r>
+        <w:t>na</w:t>
+      </w:r>
+      <w:proofErr w:type="spellEnd"/>
+      <w:r>
+        <w:t xml:space="preserve"> </w:t>
+      </w:r>
+      <w:proofErr w:type="spellStart"/>
+      <w:r>
+        <w:t>validaciji</w:t>
+      </w:r>
+      <w:proofErr w:type="spellEnd"/>
+      <w:r>
+        <w:t xml:space="preserve">, </w:t>
+      </w:r>
+      <w:proofErr w:type="spellStart"/>
+      <w:r>
+        <w:t>autorizaciji</w:t>
+      </w:r>
+      <w:proofErr w:type="spellEnd"/>
+      <w:r>
+        <w:t xml:space="preserve"> </w:t>
+      </w:r>
+      <w:proofErr w:type="spellStart"/>
+      <w:r>
+        <w:t>i</w:t>
+      </w:r>
+      <w:proofErr w:type="spellEnd"/>
+      <w:r>
+        <w:t xml:space="preserve"> </w:t>
+      </w:r>
+      <w:proofErr w:type="spellStart"/>
+      <w:r>
+        <w:t>bezbednosti</w:t>
+      </w:r>
+      <w:proofErr w:type="spellEnd"/>
+      <w:r>
+        <w:t xml:space="preserve"> </w:t>
+      </w:r>
+      <w:proofErr w:type="spellStart"/>
+      <w:r>
+        <w:t>sistema</w:t>
+      </w:r>
+      <w:proofErr w:type="spellEnd"/>
+      <w:r>
+        <w:t>.</w:t>
       </w:r>
     </w:p>
     <w:p>
@@ -698,9 +2108,35 @@
         </w:numPr>
         <w:spacing w:after="60" w:line="276" w:lineRule="auto"/>
       </w:pPr>
-      <w:r>
-        <w:t>Projektni zadatak ScanFlow aplikacije</w:t>
-      </w:r>
+      <w:proofErr w:type="spellStart"/>
+      <w:r>
+        <w:t>Projektni</w:t>
+      </w:r>
+      <w:proofErr w:type="spellEnd"/>
+      <w:r>
+        <w:t xml:space="preserve"> </w:t>
+      </w:r>
+      <w:proofErr w:type="spellStart"/>
+      <w:r>
+        <w:t>zadatak</w:t>
+      </w:r>
+      <w:proofErr w:type="spellEnd"/>
+      <w:r>
+        <w:t xml:space="preserve"> </w:t>
+      </w:r>
+      <w:proofErr w:type="spellStart"/>
+      <w:r>
+        <w:t>ScanFlow</w:t>
+      </w:r>
+      <w:proofErr w:type="spellEnd"/>
+      <w:r>
+        <w:t xml:space="preserve"> </w:t>
+      </w:r>
+      <w:proofErr w:type="spellStart"/>
+      <w:r>
+        <w:t>aplikacije</w:t>
+      </w:r>
+      <w:proofErr w:type="spellEnd"/>
     </w:p>
     <w:p>
       <w:pPr>
@@ -711,9 +2147,51 @@
         </w:numPr>
         <w:spacing w:after="60" w:line="276" w:lineRule="auto"/>
       </w:pPr>
-      <w:r>
-        <w:t>Uputstvo za pisanje specifikacije scenarija upotrebe funkcionalnosti</w:t>
-      </w:r>
+      <w:proofErr w:type="spellStart"/>
+      <w:r>
+        <w:t>Uputstvo</w:t>
+      </w:r>
+      <w:proofErr w:type="spellEnd"/>
+      <w:r>
+        <w:t xml:space="preserve"> za </w:t>
+      </w:r>
+      <w:proofErr w:type="spellStart"/>
+      <w:r>
+        <w:t>pisanje</w:t>
+      </w:r>
+      <w:proofErr w:type="spellEnd"/>
+      <w:r>
+        <w:t xml:space="preserve"> </w:t>
+      </w:r>
+      <w:proofErr w:type="spellStart"/>
+      <w:r>
+        <w:t>specifikacije</w:t>
+      </w:r>
+      <w:proofErr w:type="spellEnd"/>
+      <w:r>
+        <w:t xml:space="preserve"> </w:t>
+      </w:r>
+      <w:proofErr w:type="spellStart"/>
+      <w:r>
+        <w:t>scenarija</w:t>
+      </w:r>
+      <w:proofErr w:type="spellEnd"/>
+      <w:r>
+        <w:t xml:space="preserve"> </w:t>
+      </w:r>
+      <w:proofErr w:type="spellStart"/>
+      <w:r>
+        <w:t>upotrebe</w:t>
+      </w:r>
+      <w:proofErr w:type="spellEnd"/>
+      <w:r>
+        <w:t xml:space="preserve"> </w:t>
+      </w:r>
+      <w:proofErr w:type="spellStart"/>
+      <w:r>
+        <w:t>funkcionalnosti</w:t>
+      </w:r>
+      <w:proofErr w:type="spellEnd"/>
     </w:p>
     <w:p>
       <w:pPr>
@@ -728,9 +2206,40 @@
           <w:sz w:val="24"/>
           <w:szCs w:val="24"/>
         </w:rPr>
-        <w:t>1.4 Otvorena pitanja</w:t>
+        <w:t xml:space="preserve">1.4 </w:t>
+      </w:r>
+      <w:proofErr w:type="spellStart"/>
+      <w:r>
+        <w:rPr>
+          <w:b/>
+          <w:bCs/>
+          <w:sz w:val="24"/>
+          <w:szCs w:val="24"/>
+        </w:rPr>
+        <w:t>Otvorena</w:t>
+      </w:r>
+      <w:proofErr w:type="spellEnd"/>
+      <w:r>
+        <w:rPr>
+          <w:b/>
+          <w:bCs/>
+          <w:sz w:val="24"/>
+          <w:szCs w:val="24"/>
+        </w:rPr>
+        <w:t xml:space="preserve"> </w:t>
+      </w:r>
+      <w:proofErr w:type="spellStart"/>
+      <w:r>
+        <w:rPr>
+          <w:b/>
+          <w:bCs/>
+          <w:sz w:val="24"/>
+          <w:szCs w:val="24"/>
+        </w:rPr>
+        <w:t>pitanja</w:t>
       </w:r>
       <w:bookmarkEnd w:id="6"/>
+      <w:proofErr w:type="spellEnd"/>
     </w:p>
     <w:tbl>
       <w:tblPr>
@@ -755,12 +2264,6 @@
         <w:gridCol w:w="3135"/>
       </w:tblGrid>
       <w:tr>
-        <w:tblPrEx>
-          <w:tblCellMar>
-            <w:top w:w="0" w:type="dxa"/>
-            <w:bottom w:w="0" w:type="dxa"/>
-          </w:tblCellMar>
-        </w:tblPrEx>
         <w:tc>
           <w:tcPr>
             <w:tcW w:w="3135" w:type="dxa"/>
@@ -780,13 +2283,31 @@
             <w:vAlign w:val="center"/>
           </w:tcPr>
           <w:p>
+            <w:proofErr w:type="spellStart"/>
             <w:r>
               <w:rPr>
                 <w:b/>
                 <w:bCs/>
               </w:rPr>
-              <w:t>Redni broj</w:t>
-            </w:r>
+              <w:t>Redni</w:t>
+            </w:r>
+            <w:proofErr w:type="spellEnd"/>
+            <w:r>
+              <w:rPr>
+                <w:b/>
+                <w:bCs/>
+              </w:rPr>
+              <w:t xml:space="preserve"> </w:t>
+            </w:r>
+            <w:proofErr w:type="spellStart"/>
+            <w:r>
+              <w:rPr>
+                <w:b/>
+                <w:bCs/>
+              </w:rPr>
+              <w:t>broj</w:t>
+            </w:r>
+            <w:proofErr w:type="spellEnd"/>
           </w:p>
         </w:tc>
         <w:tc>
@@ -808,6 +2329,7 @@
             <w:vAlign w:val="center"/>
           </w:tcPr>
           <w:p>
+            <w:proofErr w:type="spellStart"/>
             <w:r>
               <w:rPr>
                 <w:b/>
@@ -815,6 +2337,7 @@
               </w:rPr>
               <w:t>Opis</w:t>
             </w:r>
+            <w:proofErr w:type="spellEnd"/>
           </w:p>
         </w:tc>
         <w:tc>
@@ -836,6 +2359,7 @@
             <w:vAlign w:val="center"/>
           </w:tcPr>
           <w:p>
+            <w:proofErr w:type="spellStart"/>
             <w:r>
               <w:rPr>
                 <w:b/>
@@ -843,16 +2367,11 @@
               </w:rPr>
               <w:t>Rešenje</w:t>
             </w:r>
+            <w:proofErr w:type="spellEnd"/>
           </w:p>
         </w:tc>
       </w:tr>
       <w:tr>
-        <w:tblPrEx>
-          <w:tblCellMar>
-            <w:top w:w="0" w:type="dxa"/>
-            <w:bottom w:w="0" w:type="dxa"/>
-          </w:tblCellMar>
-        </w:tblPrEx>
         <w:tc>
           <w:tcPr>
             <w:tcW w:w="3135" w:type="dxa"/>
@@ -894,8 +2413,93 @@
             <w:vAlign w:val="center"/>
           </w:tcPr>
           <w:p>
-            <w:r>
-              <w:t>Koje sve provere sistem mora da izvrši nad pristiglim zahtevom nakon skeniranja QR koda?</w:t>
+            <w:proofErr w:type="spellStart"/>
+            <w:r>
+              <w:t>Koje</w:t>
+            </w:r>
+            <w:proofErr w:type="spellEnd"/>
+            <w:r>
+              <w:t xml:space="preserve"> </w:t>
+            </w:r>
+            <w:proofErr w:type="spellStart"/>
+            <w:r>
+              <w:t>sve</w:t>
+            </w:r>
+            <w:proofErr w:type="spellEnd"/>
+            <w:r>
+              <w:t xml:space="preserve"> </w:t>
+            </w:r>
+            <w:proofErr w:type="spellStart"/>
+            <w:r>
+              <w:t>provere</w:t>
+            </w:r>
+            <w:proofErr w:type="spellEnd"/>
+            <w:r>
+              <w:t xml:space="preserve"> </w:t>
+            </w:r>
+            <w:proofErr w:type="spellStart"/>
+            <w:r>
+              <w:t>sistem</w:t>
+            </w:r>
+            <w:proofErr w:type="spellEnd"/>
+            <w:r>
+              <w:t xml:space="preserve"> mora da </w:t>
+            </w:r>
+            <w:proofErr w:type="spellStart"/>
+            <w:r>
+              <w:t>izvrši</w:t>
+            </w:r>
+            <w:proofErr w:type="spellEnd"/>
+            <w:r>
+              <w:t xml:space="preserve"> </w:t>
+            </w:r>
+            <w:proofErr w:type="spellStart"/>
+            <w:r>
+              <w:t>nad</w:t>
+            </w:r>
+            <w:proofErr w:type="spellEnd"/>
+            <w:r>
+              <w:t xml:space="preserve"> </w:t>
+            </w:r>
+            <w:proofErr w:type="spellStart"/>
+            <w:r>
+              <w:t>pristiglim</w:t>
+            </w:r>
+            <w:proofErr w:type="spellEnd"/>
+            <w:r>
+              <w:t xml:space="preserve"> </w:t>
+            </w:r>
+            <w:proofErr w:type="spellStart"/>
+            <w:r>
+              <w:t>zahtevom</w:t>
+            </w:r>
+            <w:proofErr w:type="spellEnd"/>
+            <w:r>
+              <w:t xml:space="preserve"> </w:t>
+            </w:r>
+            <w:proofErr w:type="spellStart"/>
+            <w:r>
+              <w:t>nakon</w:t>
+            </w:r>
+            <w:proofErr w:type="spellEnd"/>
+            <w:r>
+              <w:t xml:space="preserve"> </w:t>
+            </w:r>
+            <w:proofErr w:type="spellStart"/>
+            <w:r>
+              <w:t>skeniranja</w:t>
+            </w:r>
+            <w:proofErr w:type="spellEnd"/>
+            <w:r>
+              <w:t xml:space="preserve"> QR </w:t>
+            </w:r>
+            <w:proofErr w:type="spellStart"/>
+            <w:r>
+              <w:t>koda</w:t>
+            </w:r>
+            <w:proofErr w:type="spellEnd"/>
+            <w:r>
+              <w:t>?</w:t>
             </w:r>
           </w:p>
         </w:tc>
@@ -920,12 +2524,6 @@
         </w:tc>
       </w:tr>
       <w:tr>
-        <w:tblPrEx>
-          <w:tblCellMar>
-            <w:top w:w="0" w:type="dxa"/>
-            <w:bottom w:w="0" w:type="dxa"/>
-          </w:tblCellMar>
-        </w:tblPrEx>
         <w:tc>
           <w:tcPr>
             <w:tcW w:w="3135" w:type="dxa"/>
@@ -967,8 +2565,77 @@
             <w:vAlign w:val="center"/>
           </w:tcPr>
           <w:p>
-            <w:r>
-              <w:t>Kako sistem razlikuje da li skeniranje predstavlja prijavu ili odjavu zaposlenog?</w:t>
+            <w:proofErr w:type="spellStart"/>
+            <w:r>
+              <w:t>Kako</w:t>
+            </w:r>
+            <w:proofErr w:type="spellEnd"/>
+            <w:r>
+              <w:t xml:space="preserve"> </w:t>
+            </w:r>
+            <w:proofErr w:type="spellStart"/>
+            <w:r>
+              <w:t>sistem</w:t>
+            </w:r>
+            <w:proofErr w:type="spellEnd"/>
+            <w:r>
+              <w:t xml:space="preserve"> </w:t>
+            </w:r>
+            <w:proofErr w:type="spellStart"/>
+            <w:r>
+              <w:t>razlikuje</w:t>
+            </w:r>
+            <w:proofErr w:type="spellEnd"/>
+            <w:r>
+              <w:t xml:space="preserve"> da li </w:t>
+            </w:r>
+            <w:proofErr w:type="spellStart"/>
+            <w:r>
+              <w:t>skeniranje</w:t>
+            </w:r>
+            <w:proofErr w:type="spellEnd"/>
+            <w:r>
+              <w:t xml:space="preserve"> </w:t>
+            </w:r>
+            <w:proofErr w:type="spellStart"/>
+            <w:r>
+              <w:t>predstavlja</w:t>
+            </w:r>
+            <w:proofErr w:type="spellEnd"/>
+            <w:r>
+              <w:t xml:space="preserve"> </w:t>
+            </w:r>
+            <w:proofErr w:type="spellStart"/>
+            <w:r>
+              <w:t>prijavu</w:t>
+            </w:r>
+            <w:proofErr w:type="spellEnd"/>
+            <w:r>
+              <w:t xml:space="preserve"> </w:t>
+            </w:r>
+            <w:proofErr w:type="spellStart"/>
+            <w:r>
+              <w:t>ili</w:t>
+            </w:r>
+            <w:proofErr w:type="spellEnd"/>
+            <w:r>
+              <w:t xml:space="preserve"> </w:t>
+            </w:r>
+            <w:proofErr w:type="spellStart"/>
+            <w:r>
+              <w:t>odjavu</w:t>
+            </w:r>
+            <w:proofErr w:type="spellEnd"/>
+            <w:r>
+              <w:t xml:space="preserve"> </w:t>
+            </w:r>
+            <w:proofErr w:type="spellStart"/>
+            <w:r>
+              <w:t>zaposlenog</w:t>
+            </w:r>
+            <w:proofErr w:type="spellEnd"/>
+            <w:r>
+              <w:t>?</w:t>
             </w:r>
           </w:p>
         </w:tc>
@@ -993,12 +2660,6 @@
         </w:tc>
       </w:tr>
       <w:tr>
-        <w:tblPrEx>
-          <w:tblCellMar>
-            <w:top w:w="0" w:type="dxa"/>
-            <w:bottom w:w="0" w:type="dxa"/>
-          </w:tblCellMar>
-        </w:tblPrEx>
         <w:tc>
           <w:tcPr>
             <w:tcW w:w="3135" w:type="dxa"/>
@@ -1041,7 +2702,71 @@
           </w:tcPr>
           <w:p>
             <w:r>
-              <w:t>Da li neuspešni pokušaji skeniranja moraju biti evidentirani u bezbednosnom logu?</w:t>
+              <w:t xml:space="preserve">Da li </w:t>
+            </w:r>
+            <w:proofErr w:type="spellStart"/>
+            <w:r>
+              <w:t>neuspešni</w:t>
+            </w:r>
+            <w:proofErr w:type="spellEnd"/>
+            <w:r>
+              <w:t xml:space="preserve"> </w:t>
+            </w:r>
+            <w:proofErr w:type="spellStart"/>
+            <w:r>
+              <w:t>pokušaji</w:t>
+            </w:r>
+            <w:proofErr w:type="spellEnd"/>
+            <w:r>
+              <w:t xml:space="preserve"> </w:t>
+            </w:r>
+            <w:proofErr w:type="spellStart"/>
+            <w:r>
+              <w:t>skeniranja</w:t>
+            </w:r>
+            <w:proofErr w:type="spellEnd"/>
+            <w:r>
+              <w:t xml:space="preserve"> </w:t>
+            </w:r>
+            <w:proofErr w:type="spellStart"/>
+            <w:r>
+              <w:t>moraju</w:t>
+            </w:r>
+            <w:proofErr w:type="spellEnd"/>
+            <w:r>
+              <w:t xml:space="preserve"> </w:t>
+            </w:r>
+            <w:proofErr w:type="spellStart"/>
+            <w:r>
+              <w:t>biti</w:t>
+            </w:r>
+            <w:proofErr w:type="spellEnd"/>
+            <w:r>
+              <w:t xml:space="preserve"> </w:t>
+            </w:r>
+            <w:proofErr w:type="spellStart"/>
+            <w:r>
+              <w:t>evidentirani</w:t>
+            </w:r>
+            <w:proofErr w:type="spellEnd"/>
+            <w:r>
+              <w:t xml:space="preserve"> u </w:t>
+            </w:r>
+            <w:proofErr w:type="spellStart"/>
+            <w:r>
+              <w:t>bezbednosnom</w:t>
+            </w:r>
+            <w:proofErr w:type="spellEnd"/>
+            <w:r>
+              <w:t xml:space="preserve"> </w:t>
+            </w:r>
+            <w:proofErr w:type="spellStart"/>
+            <w:r>
+              <w:t>logu</w:t>
+            </w:r>
+            <w:proofErr w:type="spellEnd"/>
+            <w:r>
+              <w:t>?</w:t>
             </w:r>
           </w:p>
         </w:tc>
@@ -1080,9 +2805,175 @@
           <w:sz w:val="28"/>
           <w:szCs w:val="28"/>
         </w:rPr>
-        <w:t>2. Scenario bezbedne obrade zahteva pri skeniranju za prijavu ili odjavu</w:t>
+        <w:t xml:space="preserve">2. Scenario </w:t>
+      </w:r>
+      <w:proofErr w:type="spellStart"/>
+      <w:r>
+        <w:rPr>
+          <w:b/>
+          <w:bCs/>
+          <w:color w:val="2B5797"/>
+          <w:sz w:val="28"/>
+          <w:szCs w:val="28"/>
+        </w:rPr>
+        <w:t>bezbedne</w:t>
+      </w:r>
+      <w:proofErr w:type="spellEnd"/>
+      <w:r>
+        <w:rPr>
+          <w:b/>
+          <w:bCs/>
+          <w:color w:val="2B5797"/>
+          <w:sz w:val="28"/>
+          <w:szCs w:val="28"/>
+        </w:rPr>
+        <w:t xml:space="preserve"> </w:t>
+      </w:r>
+      <w:proofErr w:type="spellStart"/>
+      <w:r>
+        <w:rPr>
+          <w:b/>
+          <w:bCs/>
+          <w:color w:val="2B5797"/>
+          <w:sz w:val="28"/>
+          <w:szCs w:val="28"/>
+        </w:rPr>
+        <w:t>obrade</w:t>
+      </w:r>
+      <w:proofErr w:type="spellEnd"/>
+      <w:r>
+        <w:rPr>
+          <w:b/>
+          <w:bCs/>
+          <w:color w:val="2B5797"/>
+          <w:sz w:val="28"/>
+          <w:szCs w:val="28"/>
+        </w:rPr>
+        <w:t xml:space="preserve"> </w:t>
+      </w:r>
+      <w:proofErr w:type="spellStart"/>
+      <w:r>
+        <w:rPr>
+          <w:b/>
+          <w:bCs/>
+          <w:color w:val="2B5797"/>
+          <w:sz w:val="28"/>
+          <w:szCs w:val="28"/>
+        </w:rPr>
+        <w:t>zahteva</w:t>
+      </w:r>
+      <w:proofErr w:type="spellEnd"/>
+      <w:r>
+        <w:rPr>
+          <w:b/>
+          <w:bCs/>
+          <w:color w:val="2B5797"/>
+          <w:sz w:val="28"/>
+          <w:szCs w:val="28"/>
+        </w:rPr>
+        <w:t xml:space="preserve"> </w:t>
+      </w:r>
+      <w:proofErr w:type="spellStart"/>
+      <w:r>
+        <w:rPr>
+          <w:b/>
+          <w:bCs/>
+          <w:color w:val="2B5797"/>
+          <w:sz w:val="28"/>
+          <w:szCs w:val="28"/>
+        </w:rPr>
+        <w:t>pri</w:t>
+      </w:r>
+      <w:proofErr w:type="spellEnd"/>
+      <w:r>
+        <w:rPr>
+          <w:b/>
+          <w:bCs/>
+          <w:color w:val="2B5797"/>
+          <w:sz w:val="28"/>
+          <w:szCs w:val="28"/>
+        </w:rPr>
+        <w:t xml:space="preserve"> </w:t>
+      </w:r>
+      <w:proofErr w:type="spellStart"/>
+      <w:r>
+        <w:rPr>
+          <w:b/>
+          <w:bCs/>
+          <w:color w:val="2B5797"/>
+          <w:sz w:val="28"/>
+          <w:szCs w:val="28"/>
+        </w:rPr>
+        <w:t>skeniranju</w:t>
+      </w:r>
+      <w:proofErr w:type="spellEnd"/>
+      <w:r>
+        <w:rPr>
+          <w:b/>
+          <w:bCs/>
+          <w:color w:val="2B5797"/>
+          <w:sz w:val="28"/>
+          <w:szCs w:val="28"/>
+        </w:rPr>
+        <w:t xml:space="preserve"> za </w:t>
+      </w:r>
+      <w:proofErr w:type="spellStart"/>
+      <w:r>
+        <w:rPr>
+          <w:b/>
+          <w:bCs/>
+          <w:color w:val="2B5797"/>
+          <w:sz w:val="28"/>
+          <w:szCs w:val="28"/>
+        </w:rPr>
+        <w:t>prijavu</w:t>
+      </w:r>
+      <w:proofErr w:type="spellEnd"/>
+      <w:r>
+        <w:rPr>
+          <w:b/>
+          <w:bCs/>
+          <w:color w:val="2B5797"/>
+          <w:sz w:val="28"/>
+          <w:szCs w:val="28"/>
+        </w:rPr>
+        <w:t xml:space="preserve"> </w:t>
+      </w:r>
+      <w:proofErr w:type="spellStart"/>
+      <w:r>
+        <w:rPr>
+          <w:b/>
+          <w:bCs/>
+          <w:color w:val="2B5797"/>
+          <w:sz w:val="28"/>
+          <w:szCs w:val="28"/>
+        </w:rPr>
+        <w:t>ili</w:t>
+      </w:r>
+      <w:proofErr w:type="spellEnd"/>
+      <w:r>
+        <w:rPr>
+          <w:b/>
+          <w:bCs/>
+          <w:color w:val="2B5797"/>
+          <w:sz w:val="28"/>
+          <w:szCs w:val="28"/>
+        </w:rPr>
+        <w:t xml:space="preserve"> </w:t>
+      </w:r>
+      <w:proofErr w:type="spellStart"/>
+      <w:r>
+        <w:rPr>
+          <w:b/>
+          <w:bCs/>
+          <w:color w:val="2B5797"/>
+          <w:sz w:val="28"/>
+          <w:szCs w:val="28"/>
+        </w:rPr>
+        <w:t>odjavu</w:t>
       </w:r>
       <w:bookmarkEnd w:id="7"/>
+      <w:proofErr w:type="spellEnd"/>
     </w:p>
     <w:p>
       <w:pPr>
@@ -1097,17 +2988,397 @@
           <w:sz w:val="24"/>
           <w:szCs w:val="24"/>
         </w:rPr>
-        <w:t>2.1 Kratak opis</w:t>
+        <w:t xml:space="preserve">2.1 </w:t>
+      </w:r>
+      <w:proofErr w:type="spellStart"/>
+      <w:r>
+        <w:rPr>
+          <w:b/>
+          <w:bCs/>
+          <w:sz w:val="24"/>
+          <w:szCs w:val="24"/>
+        </w:rPr>
+        <w:t>Kratak</w:t>
+      </w:r>
+      <w:proofErr w:type="spellEnd"/>
+      <w:r>
+        <w:rPr>
+          <w:b/>
+          <w:bCs/>
+          <w:sz w:val="24"/>
+          <w:szCs w:val="24"/>
+        </w:rPr>
+        <w:t xml:space="preserve"> </w:t>
+      </w:r>
+      <w:proofErr w:type="spellStart"/>
+      <w:r>
+        <w:rPr>
+          <w:b/>
+          <w:bCs/>
+          <w:sz w:val="24"/>
+          <w:szCs w:val="24"/>
+        </w:rPr>
+        <w:t>opis</w:t>
       </w:r>
       <w:bookmarkEnd w:id="8"/>
+      <w:proofErr w:type="spellEnd"/>
     </w:p>
     <w:p>
       <w:pPr>
         <w:spacing w:after="80" w:line="276" w:lineRule="auto"/>
         <w:ind w:left="360"/>
       </w:pPr>
-      <w:r>
-        <w:t>Zaposleni skenira trenutno važeći dinamički QR kod, nakon čega klijentska aplikacija šalje zahtev serveru. Sistem bezbedno proverava validnost koda, identitet korisnika i trenutno stanje evidencije prisustva, a zatim evidentira prijavu ili odjavu i vraća odgovarajući odgovor korisniku.</w:t>
+      <w:proofErr w:type="spellStart"/>
+      <w:r>
+        <w:t>Zaposleni</w:t>
+      </w:r>
+      <w:proofErr w:type="spellEnd"/>
+      <w:r>
+        <w:t xml:space="preserve"> </w:t>
+      </w:r>
+      <w:proofErr w:type="spellStart"/>
+      <w:r>
+        <w:t>skenira</w:t>
+      </w:r>
+      <w:proofErr w:type="spellEnd"/>
+      <w:r>
+        <w:t xml:space="preserve"> </w:t>
+      </w:r>
+      <w:proofErr w:type="spellStart"/>
+      <w:r>
+        <w:t>trenutno</w:t>
+      </w:r>
+      <w:proofErr w:type="spellEnd"/>
+      <w:r>
+        <w:t xml:space="preserve"> </w:t>
+      </w:r>
+      <w:proofErr w:type="spellStart"/>
+      <w:r>
+        <w:t>važeći</w:t>
+      </w:r>
+      <w:proofErr w:type="spellEnd"/>
+      <w:r>
+        <w:t xml:space="preserve"> </w:t>
+      </w:r>
+      <w:proofErr w:type="spellStart"/>
+      <w:r>
+        <w:t>dinamički</w:t>
+      </w:r>
+      <w:proofErr w:type="spellEnd"/>
+      <w:r>
+        <w:t xml:space="preserve"> QR </w:t>
+      </w:r>
+      <w:proofErr w:type="spellStart"/>
+      <w:r>
+        <w:t>kod</w:t>
+      </w:r>
+      <w:proofErr w:type="spellEnd"/>
+      <w:r>
+        <w:t xml:space="preserve">, </w:t>
+      </w:r>
+      <w:proofErr w:type="spellStart"/>
+      <w:r>
+        <w:t>nakon</w:t>
+      </w:r>
+      <w:proofErr w:type="spellEnd"/>
+      <w:r>
+        <w:t xml:space="preserve"> </w:t>
+      </w:r>
+      <w:proofErr w:type="spellStart"/>
+      <w:r>
+        <w:t>čega</w:t>
+      </w:r>
+      <w:proofErr w:type="spellEnd"/>
+      <w:r>
+        <w:t xml:space="preserve"> </w:t>
+      </w:r>
+      <w:proofErr w:type="spellStart"/>
+      <w:r>
+        <w:t>klijentska</w:t>
+      </w:r>
+      <w:proofErr w:type="spellEnd"/>
+      <w:r>
+        <w:t xml:space="preserve"> </w:t>
+      </w:r>
+      <w:proofErr w:type="spellStart"/>
+      <w:r>
+        <w:t>aplikacija</w:t>
+      </w:r>
+      <w:proofErr w:type="spellEnd"/>
+      <w:r>
+        <w:t xml:space="preserve"> </w:t>
+      </w:r>
+      <w:proofErr w:type="spellStart"/>
+      <w:r>
+        <w:t>šalje</w:t>
+      </w:r>
+      <w:proofErr w:type="spellEnd"/>
+      <w:r>
+        <w:t xml:space="preserve"> </w:t>
+      </w:r>
+      <w:proofErr w:type="spellStart"/>
+      <w:r>
+        <w:t>zahtev</w:t>
+      </w:r>
+      <w:proofErr w:type="spellEnd"/>
+      <w:r>
+        <w:t xml:space="preserve"> </w:t>
+      </w:r>
+      <w:proofErr w:type="spellStart"/>
+      <w:r>
+        <w:t>serveru</w:t>
+      </w:r>
+      <w:proofErr w:type="spellEnd"/>
+      <w:r>
+        <w:t xml:space="preserve">. </w:t>
+      </w:r>
+      <w:proofErr w:type="spellStart"/>
+      <w:r>
+        <w:t>Sistem</w:t>
+      </w:r>
+      <w:proofErr w:type="spellEnd"/>
+      <w:r>
+        <w:t xml:space="preserve"> </w:t>
+      </w:r>
+      <w:proofErr w:type="spellStart"/>
+      <w:r>
+        <w:t>bezbedno</w:t>
+      </w:r>
+      <w:proofErr w:type="spellEnd"/>
+      <w:r>
+        <w:t xml:space="preserve"> </w:t>
+      </w:r>
+      <w:proofErr w:type="spellStart"/>
+      <w:r>
+        <w:t>proverava</w:t>
+      </w:r>
+      <w:proofErr w:type="spellEnd"/>
+      <w:r>
+        <w:t xml:space="preserve"> </w:t>
+      </w:r>
+      <w:proofErr w:type="spellStart"/>
+      <w:r>
+        <w:t>validnost</w:t>
+      </w:r>
+      <w:proofErr w:type="spellEnd"/>
+      <w:r>
+        <w:t xml:space="preserve"> </w:t>
+      </w:r>
+      <w:proofErr w:type="spellStart"/>
+      <w:r>
+        <w:t>koda</w:t>
+      </w:r>
+      <w:proofErr w:type="spellEnd"/>
+      <w:r>
+        <w:t xml:space="preserve">, </w:t>
+      </w:r>
+      <w:proofErr w:type="spellStart"/>
+      <w:r>
+        <w:t>identitet</w:t>
+      </w:r>
+      <w:proofErr w:type="spellEnd"/>
+      <w:r>
+        <w:t xml:space="preserve"> </w:t>
+      </w:r>
+      <w:proofErr w:type="spellStart"/>
+      <w:r>
+        <w:t>korisnika</w:t>
+      </w:r>
+      <w:proofErr w:type="spellEnd"/>
+      <w:r>
+        <w:t xml:space="preserve"> </w:t>
+      </w:r>
+      <w:proofErr w:type="spellStart"/>
+      <w:r>
+        <w:t>i</w:t>
+      </w:r>
+      <w:proofErr w:type="spellEnd"/>
+      <w:r>
+        <w:t xml:space="preserve"> </w:t>
+      </w:r>
+      <w:proofErr w:type="spellStart"/>
+      <w:r>
+        <w:t>trenutno</w:t>
+      </w:r>
+      <w:proofErr w:type="spellEnd"/>
+      <w:r>
+        <w:t xml:space="preserve"> </w:t>
+      </w:r>
+      <w:proofErr w:type="spellStart"/>
+      <w:r>
+        <w:t>stanje</w:t>
+      </w:r>
+      <w:proofErr w:type="spellEnd"/>
+      <w:r>
+        <w:t xml:space="preserve"> </w:t>
+      </w:r>
+      <w:proofErr w:type="spellStart"/>
+      <w:r>
+        <w:t>evidencije</w:t>
+      </w:r>
+      <w:proofErr w:type="spellEnd"/>
+      <w:r>
+        <w:t xml:space="preserve"> </w:t>
+      </w:r>
+      <w:proofErr w:type="spellStart"/>
+      <w:r>
+        <w:t>prisustva</w:t>
+      </w:r>
+      <w:proofErr w:type="spellEnd"/>
+      <w:r>
+        <w:t xml:space="preserve">, a </w:t>
+      </w:r>
+      <w:proofErr w:type="spellStart"/>
+      <w:r>
+        <w:t>zatim</w:t>
+      </w:r>
+      <w:proofErr w:type="spellEnd"/>
+      <w:r>
+        <w:t xml:space="preserve"> </w:t>
+      </w:r>
+      <w:proofErr w:type="spellStart"/>
+      <w:r>
+        <w:t>evidentira</w:t>
+      </w:r>
+      <w:proofErr w:type="spellEnd"/>
+      <w:r>
+        <w:t xml:space="preserve"> </w:t>
+      </w:r>
+      <w:proofErr w:type="spellStart"/>
+      <w:r>
+        <w:t>prijavu</w:t>
+      </w:r>
+      <w:proofErr w:type="spellEnd"/>
+      <w:r>
+        <w:t xml:space="preserve"> </w:t>
+      </w:r>
+      <w:proofErr w:type="spellStart"/>
+      <w:r>
+        <w:t>ili</w:t>
+      </w:r>
+      <w:proofErr w:type="spellEnd"/>
+      <w:r>
+        <w:t xml:space="preserve"> </w:t>
+      </w:r>
+      <w:proofErr w:type="spellStart"/>
+      <w:r>
+        <w:t>odjavu</w:t>
+      </w:r>
+      <w:proofErr w:type="spellEnd"/>
+      <w:r>
+        <w:t xml:space="preserve">, </w:t>
+      </w:r>
+      <w:proofErr w:type="spellStart"/>
+      <w:r>
+        <w:t>trajno</w:t>
+      </w:r>
+      <w:proofErr w:type="spellEnd"/>
+      <w:r>
+        <w:t xml:space="preserve"> </w:t>
+      </w:r>
+      <w:proofErr w:type="spellStart"/>
+      <w:r>
+        <w:t>čuva</w:t>
+      </w:r>
+      <w:proofErr w:type="spellEnd"/>
+      <w:r>
+        <w:t xml:space="preserve"> novo </w:t>
+      </w:r>
+      <w:proofErr w:type="spellStart"/>
+      <w:r>
+        <w:t>stanje</w:t>
+      </w:r>
+      <w:proofErr w:type="spellEnd"/>
+      <w:r>
+        <w:t xml:space="preserve"> u </w:t>
+      </w:r>
+      <w:proofErr w:type="spellStart"/>
+      <w:r>
+        <w:t>evidenciji</w:t>
+      </w:r>
+      <w:proofErr w:type="spellEnd"/>
+      <w:r>
+        <w:t xml:space="preserve"> </w:t>
+      </w:r>
+      <w:proofErr w:type="spellStart"/>
+      <w:r>
+        <w:t>radnog</w:t>
+      </w:r>
+      <w:proofErr w:type="spellEnd"/>
+      <w:r>
+        <w:t xml:space="preserve"> </w:t>
+      </w:r>
+      <w:proofErr w:type="spellStart"/>
+      <w:r>
+        <w:t>vremena</w:t>
+      </w:r>
+      <w:proofErr w:type="spellEnd"/>
+      <w:r>
+        <w:t xml:space="preserve"> </w:t>
+      </w:r>
+      <w:proofErr w:type="spellStart"/>
+      <w:r>
+        <w:t>i</w:t>
+      </w:r>
+      <w:proofErr w:type="spellEnd"/>
+      <w:r>
+        <w:t xml:space="preserve"> </w:t>
+      </w:r>
+      <w:proofErr w:type="spellStart"/>
+      <w:r>
+        <w:t>vraća</w:t>
+      </w:r>
+      <w:proofErr w:type="spellEnd"/>
+      <w:r>
+        <w:t xml:space="preserve"> </w:t>
+      </w:r>
+      <w:proofErr w:type="spellStart"/>
+      <w:r>
+        <w:t>korisniku</w:t>
+      </w:r>
+      <w:proofErr w:type="spellEnd"/>
+      <w:r>
+        <w:t xml:space="preserve"> </w:t>
+      </w:r>
+      <w:proofErr w:type="spellStart"/>
+      <w:r>
+        <w:t>odgovarajuću</w:t>
+      </w:r>
+      <w:proofErr w:type="spellEnd"/>
+      <w:r>
+        <w:t xml:space="preserve"> </w:t>
+      </w:r>
+      <w:proofErr w:type="spellStart"/>
+      <w:r>
+        <w:t>poruku</w:t>
+      </w:r>
+      <w:proofErr w:type="spellEnd"/>
+      <w:r>
+        <w:t xml:space="preserve"> o </w:t>
+      </w:r>
+      <w:proofErr w:type="spellStart"/>
+      <w:r>
+        <w:t>uspehu</w:t>
+      </w:r>
+      <w:proofErr w:type="spellEnd"/>
+      <w:r>
+        <w:t xml:space="preserve"> </w:t>
+      </w:r>
+      <w:proofErr w:type="spellStart"/>
+      <w:r>
+        <w:t>ili</w:t>
+      </w:r>
+      <w:proofErr w:type="spellEnd"/>
+      <w:r>
+        <w:t xml:space="preserve"> </w:t>
+      </w:r>
+      <w:proofErr w:type="spellStart"/>
+      <w:r>
+        <w:t>grešci</w:t>
+      </w:r>
+      <w:proofErr w:type="spellEnd"/>
+      <w:r>
+        <w:t>.</w:t>
       </w:r>
     </w:p>
     <w:p>
@@ -1123,9 +3394,20 @@
           <w:sz w:val="24"/>
           <w:szCs w:val="24"/>
         </w:rPr>
-        <w:t>2.2 Tok događaja</w:t>
+        <w:t xml:space="preserve">2.2 Tok </w:t>
+      </w:r>
+      <w:proofErr w:type="spellStart"/>
+      <w:r>
+        <w:rPr>
+          <w:b/>
+          <w:bCs/>
+          <w:sz w:val="24"/>
+          <w:szCs w:val="24"/>
+        </w:rPr>
+        <w:t>događaja</w:t>
       </w:r>
       <w:bookmarkEnd w:id="9"/>
+      <w:proofErr w:type="spellEnd"/>
     </w:p>
     <w:p>
       <w:pPr>
@@ -1138,9 +3420,130 @@
           <w:b/>
           <w:bCs/>
         </w:rPr>
-        <w:t>2.2.1 Osnovni uspešan scenario – zaposleni se uspešno prijavljuje ili odjavljuje skeniranjem</w:t>
+        <w:t xml:space="preserve">2.2.1 </w:t>
+      </w:r>
+      <w:proofErr w:type="spellStart"/>
+      <w:r>
+        <w:rPr>
+          <w:b/>
+          <w:bCs/>
+        </w:rPr>
+        <w:t>Osnovni</w:t>
+      </w:r>
+      <w:proofErr w:type="spellEnd"/>
+      <w:r>
+        <w:rPr>
+          <w:b/>
+          <w:bCs/>
+        </w:rPr>
+        <w:t xml:space="preserve"> </w:t>
+      </w:r>
+      <w:proofErr w:type="spellStart"/>
+      <w:r>
+        <w:rPr>
+          <w:b/>
+          <w:bCs/>
+        </w:rPr>
+        <w:t>uspešan</w:t>
+      </w:r>
+      <w:proofErr w:type="spellEnd"/>
+      <w:r>
+        <w:rPr>
+          <w:b/>
+          <w:bCs/>
+        </w:rPr>
+        <w:t xml:space="preserve"> scenario – </w:t>
+      </w:r>
+      <w:proofErr w:type="spellStart"/>
+      <w:r>
+        <w:rPr>
+          <w:b/>
+          <w:bCs/>
+        </w:rPr>
+        <w:t>zaposleni</w:t>
+      </w:r>
+      <w:proofErr w:type="spellEnd"/>
+      <w:r>
+        <w:rPr>
+          <w:b/>
+          <w:bCs/>
+        </w:rPr>
+        <w:t xml:space="preserve"> se </w:t>
+      </w:r>
+      <w:proofErr w:type="spellStart"/>
+      <w:r>
+        <w:rPr>
+          <w:b/>
+          <w:bCs/>
+        </w:rPr>
+        <w:t>uspešno</w:t>
+      </w:r>
+      <w:proofErr w:type="spellEnd"/>
+      <w:r>
+        <w:rPr>
+          <w:b/>
+          <w:bCs/>
+        </w:rPr>
+        <w:t xml:space="preserve"> </w:t>
+      </w:r>
+      <w:proofErr w:type="spellStart"/>
+      <w:r>
+        <w:rPr>
+          <w:b/>
+          <w:bCs/>
+        </w:rPr>
+        <w:t>prijavljuje</w:t>
+      </w:r>
+      <w:proofErr w:type="spellEnd"/>
+      <w:r>
+        <w:rPr>
+          <w:b/>
+          <w:bCs/>
+        </w:rPr>
+        <w:t xml:space="preserve"> </w:t>
+      </w:r>
+      <w:proofErr w:type="spellStart"/>
+      <w:r>
+        <w:rPr>
+          <w:b/>
+          <w:bCs/>
+        </w:rPr>
+        <w:t>ili</w:t>
+      </w:r>
+      <w:proofErr w:type="spellEnd"/>
+      <w:r>
+        <w:rPr>
+          <w:b/>
+          <w:bCs/>
+        </w:rPr>
+        <w:t xml:space="preserve"> </w:t>
+      </w:r>
+      <w:proofErr w:type="spellStart"/>
+      <w:r>
+        <w:rPr>
+          <w:b/>
+          <w:bCs/>
+        </w:rPr>
+        <w:t>odjavljuje</w:t>
+      </w:r>
+      <w:proofErr w:type="spellEnd"/>
+      <w:r>
+        <w:rPr>
+          <w:b/>
+          <w:bCs/>
+        </w:rPr>
+        <w:t xml:space="preserve"> </w:t>
+      </w:r>
+      <w:proofErr w:type="spellStart"/>
+      <w:r>
+        <w:rPr>
+          <w:b/>
+          <w:bCs/>
+        </w:rPr>
+        <w:t>skeniranjem</w:t>
       </w:r>
       <w:bookmarkEnd w:id="10"/>
+      <w:proofErr w:type="spellEnd"/>
     </w:p>
     <w:p>
       <w:pPr>
@@ -1151,8 +3554,61 @@
         </w:numPr>
         <w:spacing w:after="60" w:line="276" w:lineRule="auto"/>
       </w:pPr>
-      <w:r>
-        <w:t>Zaposleni se prijavljuje u aplikaciju i otvara funkcionalnost za skeniranje.</w:t>
+      <w:proofErr w:type="spellStart"/>
+      <w:r>
+        <w:t>Zaposleni</w:t>
+      </w:r>
+      <w:proofErr w:type="spellEnd"/>
+      <w:r>
+        <w:t xml:space="preserve"> se </w:t>
+      </w:r>
+      <w:proofErr w:type="spellStart"/>
+      <w:r>
+        <w:t>prijavljuje</w:t>
+      </w:r>
+      <w:proofErr w:type="spellEnd"/>
+      <w:r>
+        <w:t xml:space="preserve"> u </w:t>
+      </w:r>
+      <w:proofErr w:type="spellStart"/>
+      <w:r>
+        <w:t>aplikaciju</w:t>
+      </w:r>
+      <w:proofErr w:type="spellEnd"/>
+      <w:r>
+        <w:t xml:space="preserve"> </w:t>
+      </w:r>
+      <w:proofErr w:type="spellStart"/>
+      <w:r>
+        <w:t>i</w:t>
+      </w:r>
+      <w:proofErr w:type="spellEnd"/>
+      <w:r>
+        <w:t xml:space="preserve"> </w:t>
+      </w:r>
+      <w:proofErr w:type="spellStart"/>
+      <w:r>
+        <w:t>otvara</w:t>
+      </w:r>
+      <w:proofErr w:type="spellEnd"/>
+      <w:r>
+        <w:t xml:space="preserve"> </w:t>
+      </w:r>
+      <w:proofErr w:type="spellStart"/>
+      <w:r>
+        <w:t>funkcionalnost</w:t>
+      </w:r>
+      <w:proofErr w:type="spellEnd"/>
+      <w:r>
+        <w:t xml:space="preserve"> za </w:t>
+      </w:r>
+      <w:proofErr w:type="spellStart"/>
+      <w:r>
+        <w:t>skeniranje</w:t>
+      </w:r>
+      <w:proofErr w:type="spellEnd"/>
+      <w:r>
+        <w:t>.</w:t>
       </w:r>
     </w:p>
     <w:p>
@@ -1164,8 +3620,69 @@
         </w:numPr>
         <w:spacing w:after="60" w:line="276" w:lineRule="auto"/>
       </w:pPr>
-      <w:r>
-        <w:t>Zaposleni skenira trenutno prikazani dinamički QR kod na terminalu.</w:t>
+      <w:proofErr w:type="spellStart"/>
+      <w:r>
+        <w:t>Zaposleni</w:t>
+      </w:r>
+      <w:proofErr w:type="spellEnd"/>
+      <w:r>
+        <w:t xml:space="preserve"> </w:t>
+      </w:r>
+      <w:proofErr w:type="spellStart"/>
+      <w:r>
+        <w:t>skenira</w:t>
+      </w:r>
+      <w:proofErr w:type="spellEnd"/>
+      <w:r>
+        <w:t xml:space="preserve"> </w:t>
+      </w:r>
+      <w:proofErr w:type="spellStart"/>
+      <w:r>
+        <w:t>trenutno</w:t>
+      </w:r>
+      <w:proofErr w:type="spellEnd"/>
+      <w:r>
+        <w:t xml:space="preserve"> </w:t>
+      </w:r>
+      <w:proofErr w:type="spellStart"/>
+      <w:r>
+        <w:t>prikazani</w:t>
+      </w:r>
+      <w:proofErr w:type="spellEnd"/>
+      <w:r>
+        <w:t xml:space="preserve"> </w:t>
+      </w:r>
+      <w:proofErr w:type="spellStart"/>
+      <w:r>
+        <w:t>dinamički</w:t>
+      </w:r>
+      <w:proofErr w:type="spellEnd"/>
+      <w:r>
+        <w:t xml:space="preserve"> QR </w:t>
+      </w:r>
+      <w:proofErr w:type="spellStart"/>
+      <w:r>
+        <w:t>kod</w:t>
+      </w:r>
+      <w:proofErr w:type="spellEnd"/>
+      <w:r>
+        <w:t xml:space="preserve"> </w:t>
+      </w:r>
+      <w:proofErr w:type="spellStart"/>
+      <w:r>
+        <w:t>na</w:t>
+      </w:r>
+      <w:proofErr w:type="spellEnd"/>
+      <w:r>
+        <w:t xml:space="preserve"> </w:t>
+      </w:r>
+      <w:proofErr w:type="spellStart"/>
+      <w:r>
+        <w:t>terminalu</w:t>
+      </w:r>
+      <w:proofErr w:type="spellEnd"/>
+      <w:r>
+        <w:t>.</w:t>
       </w:r>
     </w:p>
     <w:p>
@@ -1177,8 +3694,125 @@
         </w:numPr>
         <w:spacing w:after="60" w:line="276" w:lineRule="auto"/>
       </w:pPr>
-      <w:r>
-        <w:t>Klijentska aplikacija serveru šalje zahtev koji sadrži identitet korisnika, podatke o skeniranom kodu i vreme slanja zahteva.</w:t>
+      <w:proofErr w:type="spellStart"/>
+      <w:r>
+        <w:t>Klijentska</w:t>
+      </w:r>
+      <w:proofErr w:type="spellEnd"/>
+      <w:r>
+        <w:t xml:space="preserve"> </w:t>
+      </w:r>
+      <w:proofErr w:type="spellStart"/>
+      <w:r>
+        <w:t>aplikacija</w:t>
+      </w:r>
+      <w:proofErr w:type="spellEnd"/>
+      <w:r>
+        <w:t xml:space="preserve"> </w:t>
+      </w:r>
+      <w:proofErr w:type="spellStart"/>
+      <w:r>
+        <w:t>serveru</w:t>
+      </w:r>
+      <w:proofErr w:type="spellEnd"/>
+      <w:r>
+        <w:t xml:space="preserve"> </w:t>
+      </w:r>
+      <w:proofErr w:type="spellStart"/>
+      <w:r>
+        <w:t>šalje</w:t>
+      </w:r>
+      <w:proofErr w:type="spellEnd"/>
+      <w:r>
+        <w:t xml:space="preserve"> </w:t>
+      </w:r>
+      <w:proofErr w:type="spellStart"/>
+      <w:r>
+        <w:t>zahtev</w:t>
+      </w:r>
+      <w:proofErr w:type="spellEnd"/>
+      <w:r>
+        <w:t xml:space="preserve"> koji </w:t>
+      </w:r>
+      <w:proofErr w:type="spellStart"/>
+      <w:r>
+        <w:t>sadrži</w:t>
+      </w:r>
+      <w:proofErr w:type="spellEnd"/>
+      <w:r>
+        <w:t xml:space="preserve"> </w:t>
+      </w:r>
+      <w:proofErr w:type="spellStart"/>
+      <w:r>
+        <w:t>identitet</w:t>
+      </w:r>
+      <w:proofErr w:type="spellEnd"/>
+      <w:r>
+        <w:t xml:space="preserve"> </w:t>
+      </w:r>
+      <w:proofErr w:type="spellStart"/>
+      <w:r>
+        <w:t>korisnika</w:t>
+      </w:r>
+      <w:proofErr w:type="spellEnd"/>
+      <w:r>
+        <w:t xml:space="preserve">, </w:t>
+      </w:r>
+      <w:proofErr w:type="spellStart"/>
+      <w:r>
+        <w:t>podatke</w:t>
+      </w:r>
+      <w:proofErr w:type="spellEnd"/>
+      <w:r>
+        <w:t xml:space="preserve"> o </w:t>
+      </w:r>
+      <w:proofErr w:type="spellStart"/>
+      <w:r>
+        <w:t>skeniranom</w:t>
+      </w:r>
+      <w:proofErr w:type="spellEnd"/>
+      <w:r>
+        <w:t xml:space="preserve"> </w:t>
+      </w:r>
+      <w:proofErr w:type="spellStart"/>
+      <w:r>
+        <w:t>kodu</w:t>
+      </w:r>
+      <w:proofErr w:type="spellEnd"/>
+      <w:r>
+        <w:t xml:space="preserve"> </w:t>
+      </w:r>
+      <w:proofErr w:type="spellStart"/>
+      <w:r>
+        <w:t>i</w:t>
+      </w:r>
+      <w:proofErr w:type="spellEnd"/>
+      <w:r>
+        <w:t xml:space="preserve"> </w:t>
+      </w:r>
+      <w:proofErr w:type="spellStart"/>
+      <w:r>
+        <w:t>vreme</w:t>
+      </w:r>
+      <w:proofErr w:type="spellEnd"/>
+      <w:r>
+        <w:t xml:space="preserve"> </w:t>
+      </w:r>
+      <w:proofErr w:type="spellStart"/>
+      <w:r>
+        <w:t>slanja</w:t>
+      </w:r>
+      <w:proofErr w:type="spellEnd"/>
+      <w:r>
+        <w:t xml:space="preserve"> </w:t>
+      </w:r>
+      <w:proofErr w:type="spellStart"/>
+      <w:r>
+        <w:t>zahteva</w:t>
+      </w:r>
+      <w:proofErr w:type="spellEnd"/>
+      <w:r>
+        <w:t>.</w:t>
       </w:r>
     </w:p>
     <w:p>
@@ -1190,8 +3824,69 @@
         </w:numPr>
         <w:spacing w:after="60" w:line="276" w:lineRule="auto"/>
       </w:pPr>
-      <w:r>
-        <w:t>Sistem proverava da li je korisnik autentifikovan i ovlašćen za evidenciju prisustva.</w:t>
+      <w:proofErr w:type="spellStart"/>
+      <w:r>
+        <w:t>Sistem</w:t>
+      </w:r>
+      <w:proofErr w:type="spellEnd"/>
+      <w:r>
+        <w:t xml:space="preserve"> </w:t>
+      </w:r>
+      <w:proofErr w:type="spellStart"/>
+      <w:r>
+        <w:t>proverava</w:t>
+      </w:r>
+      <w:proofErr w:type="spellEnd"/>
+      <w:r>
+        <w:t xml:space="preserve"> da li je </w:t>
+      </w:r>
+      <w:proofErr w:type="spellStart"/>
+      <w:r>
+        <w:t>korisnik</w:t>
+      </w:r>
+      <w:proofErr w:type="spellEnd"/>
+      <w:r>
+        <w:t xml:space="preserve"> </w:t>
+      </w:r>
+      <w:proofErr w:type="spellStart"/>
+      <w:r>
+        <w:t>autentifikovan</w:t>
+      </w:r>
+      <w:proofErr w:type="spellEnd"/>
+      <w:r>
+        <w:t xml:space="preserve"> </w:t>
+      </w:r>
+      <w:proofErr w:type="spellStart"/>
+      <w:r>
+        <w:t>i</w:t>
+      </w:r>
+      <w:proofErr w:type="spellEnd"/>
+      <w:r>
+        <w:t xml:space="preserve"> </w:t>
+      </w:r>
+      <w:proofErr w:type="spellStart"/>
+      <w:r>
+        <w:t>ovlašćen</w:t>
+      </w:r>
+      <w:proofErr w:type="spellEnd"/>
+      <w:r>
+        <w:t xml:space="preserve"> za </w:t>
+      </w:r>
+      <w:proofErr w:type="spellStart"/>
+      <w:r>
+        <w:t>evidenciju</w:t>
+      </w:r>
+      <w:proofErr w:type="spellEnd"/>
+      <w:r>
+        <w:t xml:space="preserve"> </w:t>
+      </w:r>
+      <w:proofErr w:type="spellStart"/>
+      <w:r>
+        <w:t>prisustva</w:t>
+      </w:r>
+      <w:proofErr w:type="spellEnd"/>
+      <w:r>
+        <w:t>.</w:t>
       </w:r>
     </w:p>
     <w:p>
@@ -1203,8 +3898,70 @@
         </w:numPr>
         <w:spacing w:after="60" w:line="276" w:lineRule="auto"/>
       </w:pPr>
-      <w:r>
-        <w:t>Sistem proverava validnost i vreme važenja skeniranog QR koda.</w:t>
+      <w:proofErr w:type="spellStart"/>
+      <w:r>
+        <w:lastRenderedPageBreak/>
+        <w:t>Sistem</w:t>
+      </w:r>
+      <w:proofErr w:type="spellEnd"/>
+      <w:r>
+        <w:t xml:space="preserve"> </w:t>
+      </w:r>
+      <w:proofErr w:type="spellStart"/>
+      <w:r>
+        <w:t>proverava</w:t>
+      </w:r>
+      <w:proofErr w:type="spellEnd"/>
+      <w:r>
+        <w:t xml:space="preserve"> </w:t>
+      </w:r>
+      <w:proofErr w:type="spellStart"/>
+      <w:r>
+        <w:t>validnost</w:t>
+      </w:r>
+      <w:proofErr w:type="spellEnd"/>
+      <w:r>
+        <w:t xml:space="preserve"> </w:t>
+      </w:r>
+      <w:proofErr w:type="spellStart"/>
+      <w:r>
+        <w:t>i</w:t>
+      </w:r>
+      <w:proofErr w:type="spellEnd"/>
+      <w:r>
+        <w:t xml:space="preserve"> </w:t>
+      </w:r>
+      <w:proofErr w:type="spellStart"/>
+      <w:r>
+        <w:t>vreme</w:t>
+      </w:r>
+      <w:proofErr w:type="spellEnd"/>
+      <w:r>
+        <w:t xml:space="preserve"> </w:t>
+      </w:r>
+      <w:proofErr w:type="spellStart"/>
+      <w:r>
+        <w:t>važenja</w:t>
+      </w:r>
+      <w:proofErr w:type="spellEnd"/>
+      <w:r>
+        <w:t xml:space="preserve"> </w:t>
+      </w:r>
+      <w:proofErr w:type="spellStart"/>
+      <w:r>
+        <w:t>skeniranog</w:t>
+      </w:r>
+      <w:proofErr w:type="spellEnd"/>
+      <w:r>
+        <w:t xml:space="preserve"> QR </w:t>
+      </w:r>
+      <w:proofErr w:type="spellStart"/>
+      <w:r>
+        <w:t>koda</w:t>
+      </w:r>
+      <w:proofErr w:type="spellEnd"/>
+      <w:r>
+        <w:t>.</w:t>
       </w:r>
     </w:p>
     <w:p>
@@ -1216,9 +3973,93 @@
         </w:numPr>
         <w:spacing w:after="60" w:line="276" w:lineRule="auto"/>
       </w:pPr>
-      <w:r>
-        <w:lastRenderedPageBreak/>
-        <w:t>Sistem na osnovu postojećeg stanja evidencije određuje da li se radi o prijavi ili odjavi.</w:t>
+      <w:proofErr w:type="spellStart"/>
+      <w:r>
+        <w:t>Sistem</w:t>
+      </w:r>
+      <w:proofErr w:type="spellEnd"/>
+      <w:r>
+        <w:t xml:space="preserve"> </w:t>
+      </w:r>
+      <w:proofErr w:type="spellStart"/>
+      <w:r>
+        <w:t>na</w:t>
+      </w:r>
+      <w:proofErr w:type="spellEnd"/>
+      <w:r>
+        <w:t xml:space="preserve"> </w:t>
+      </w:r>
+      <w:proofErr w:type="spellStart"/>
+      <w:r>
+        <w:t>osnovu</w:t>
+      </w:r>
+      <w:proofErr w:type="spellEnd"/>
+      <w:r>
+        <w:t xml:space="preserve"> </w:t>
+      </w:r>
+      <w:proofErr w:type="spellStart"/>
+      <w:r>
+        <w:t>postojećeg</w:t>
+      </w:r>
+      <w:proofErr w:type="spellEnd"/>
+      <w:r>
+        <w:t xml:space="preserve"> </w:t>
+      </w:r>
+      <w:proofErr w:type="spellStart"/>
+      <w:r>
+        <w:t>stanja</w:t>
+      </w:r>
+      <w:proofErr w:type="spellEnd"/>
+      <w:r>
+        <w:t xml:space="preserve"> </w:t>
+      </w:r>
+      <w:proofErr w:type="spellStart"/>
+      <w:r>
+        <w:t>evidencije</w:t>
+      </w:r>
+      <w:proofErr w:type="spellEnd"/>
+      <w:r>
+        <w:t xml:space="preserve"> </w:t>
+      </w:r>
+      <w:proofErr w:type="spellStart"/>
+      <w:r>
+        <w:t>određuje</w:t>
+      </w:r>
+      <w:proofErr w:type="spellEnd"/>
+      <w:r>
+        <w:t xml:space="preserve"> da li se </w:t>
+      </w:r>
+      <w:proofErr w:type="spellStart"/>
+      <w:r>
+        <w:t>radi</w:t>
+      </w:r>
+      <w:proofErr w:type="spellEnd"/>
+      <w:r>
+        <w:t xml:space="preserve"> o </w:t>
+      </w:r>
+      <w:proofErr w:type="spellStart"/>
+      <w:r>
+        <w:t>prijavi</w:t>
+      </w:r>
+      <w:proofErr w:type="spellEnd"/>
+      <w:r>
+        <w:t xml:space="preserve"> </w:t>
+      </w:r>
+      <w:proofErr w:type="spellStart"/>
+      <w:r>
+        <w:t>ili</w:t>
+      </w:r>
+      <w:proofErr w:type="spellEnd"/>
+      <w:r>
+        <w:t xml:space="preserve"> </w:t>
+      </w:r>
+      <w:proofErr w:type="spellStart"/>
+      <w:r>
+        <w:t>odjavi</w:t>
+      </w:r>
+      <w:proofErr w:type="spellEnd"/>
+      <w:r>
+        <w:t>.</w:t>
       </w:r>
     </w:p>
     <w:p>
@@ -1230,8 +4071,61 @@
         </w:numPr>
         <w:spacing w:after="60" w:line="276" w:lineRule="auto"/>
       </w:pPr>
-      <w:r>
-        <w:t>Sistem upisuje odgovarajući zapis u evidenciju radnog vremena.</w:t>
+      <w:proofErr w:type="spellStart"/>
+      <w:r>
+        <w:t>Sistem</w:t>
+      </w:r>
+      <w:proofErr w:type="spellEnd"/>
+      <w:r>
+        <w:t xml:space="preserve"> </w:t>
+      </w:r>
+      <w:proofErr w:type="spellStart"/>
+      <w:r>
+        <w:t>upisuje</w:t>
+      </w:r>
+      <w:proofErr w:type="spellEnd"/>
+      <w:r>
+        <w:t xml:space="preserve"> </w:t>
+      </w:r>
+      <w:proofErr w:type="spellStart"/>
+      <w:r>
+        <w:t>odgovarajući</w:t>
+      </w:r>
+      <w:proofErr w:type="spellEnd"/>
+      <w:r>
+        <w:t xml:space="preserve"> </w:t>
+      </w:r>
+      <w:proofErr w:type="spellStart"/>
+      <w:r>
+        <w:t>zapis</w:t>
+      </w:r>
+      <w:proofErr w:type="spellEnd"/>
+      <w:r>
+        <w:t xml:space="preserve"> u </w:t>
+      </w:r>
+      <w:proofErr w:type="spellStart"/>
+      <w:r>
+        <w:t>evidenciju</w:t>
+      </w:r>
+      <w:proofErr w:type="spellEnd"/>
+      <w:r>
+        <w:t xml:space="preserve"> </w:t>
+      </w:r>
+      <w:proofErr w:type="spellStart"/>
+      <w:r>
+        <w:t>radnog</w:t>
+      </w:r>
+      <w:proofErr w:type="spellEnd"/>
+      <w:r>
+        <w:t xml:space="preserve"> </w:t>
+      </w:r>
+      <w:proofErr w:type="spellStart"/>
+      <w:r>
+        <w:t>vremena</w:t>
+      </w:r>
+      <w:proofErr w:type="spellEnd"/>
+      <w:r>
+        <w:t>.</w:t>
       </w:r>
     </w:p>
     <w:p>
@@ -1243,8 +4137,77 @@
         </w:numPr>
         <w:spacing w:after="60" w:line="276" w:lineRule="auto"/>
       </w:pPr>
-      <w:r>
-        <w:t>Sistem vraća poruku o uspešnoj prijavi ili odjavi.</w:t>
+      <w:proofErr w:type="spellStart"/>
+      <w:r>
+        <w:t>Sistem</w:t>
+      </w:r>
+      <w:proofErr w:type="spellEnd"/>
+      <w:r>
+        <w:t xml:space="preserve"> </w:t>
+      </w:r>
+      <w:proofErr w:type="spellStart"/>
+      <w:r>
+        <w:t>trajno</w:t>
+      </w:r>
+      <w:proofErr w:type="spellEnd"/>
+      <w:r>
+        <w:t xml:space="preserve"> </w:t>
+      </w:r>
+      <w:proofErr w:type="spellStart"/>
+      <w:r>
+        <w:t>čuva</w:t>
+      </w:r>
+      <w:proofErr w:type="spellEnd"/>
+      <w:r>
+        <w:t xml:space="preserve"> novo </w:t>
+      </w:r>
+      <w:proofErr w:type="spellStart"/>
+      <w:r>
+        <w:t>stanje</w:t>
+      </w:r>
+      <w:proofErr w:type="spellEnd"/>
+      <w:r>
+        <w:t xml:space="preserve"> </w:t>
+      </w:r>
+      <w:proofErr w:type="spellStart"/>
+      <w:r>
+        <w:t>prijave</w:t>
+      </w:r>
+      <w:proofErr w:type="spellEnd"/>
+      <w:r>
+        <w:t xml:space="preserve"> </w:t>
+      </w:r>
+      <w:proofErr w:type="spellStart"/>
+      <w:r>
+        <w:t>ili</w:t>
+      </w:r>
+      <w:proofErr w:type="spellEnd"/>
+      <w:r>
+        <w:t xml:space="preserve"> </w:t>
+      </w:r>
+      <w:proofErr w:type="spellStart"/>
+      <w:r>
+        <w:t>odjave</w:t>
+      </w:r>
+      <w:proofErr w:type="spellEnd"/>
+      <w:r>
+        <w:t xml:space="preserve"> u </w:t>
+      </w:r>
+      <w:proofErr w:type="spellStart"/>
+      <w:r>
+        <w:t>bazi</w:t>
+      </w:r>
+      <w:proofErr w:type="spellEnd"/>
+      <w:r>
+        <w:t xml:space="preserve"> </w:t>
+      </w:r>
+      <w:proofErr w:type="spellStart"/>
+      <w:r>
+        <w:t>podataka</w:t>
+      </w:r>
+      <w:proofErr w:type="spellEnd"/>
+      <w:r>
+        <w:t>.</w:t>
       </w:r>
     </w:p>
     <w:p>
@@ -1256,8 +4219,111 @@
         </w:numPr>
         <w:spacing w:after="60" w:line="276" w:lineRule="auto"/>
       </w:pPr>
-      <w:r>
-        <w:t>Klijentska aplikacija prikazuje potvrdu korisniku.</w:t>
+      <w:proofErr w:type="spellStart"/>
+      <w:r>
+        <w:t>Sistem</w:t>
+      </w:r>
+      <w:proofErr w:type="spellEnd"/>
+      <w:r>
+        <w:t xml:space="preserve"> </w:t>
+      </w:r>
+      <w:proofErr w:type="spellStart"/>
+      <w:r>
+        <w:t>vraća</w:t>
+      </w:r>
+      <w:proofErr w:type="spellEnd"/>
+      <w:r>
+        <w:t xml:space="preserve"> </w:t>
+      </w:r>
+      <w:proofErr w:type="spellStart"/>
+      <w:r>
+        <w:t>poruku</w:t>
+      </w:r>
+      <w:proofErr w:type="spellEnd"/>
+      <w:r>
+        <w:t xml:space="preserve"> o </w:t>
+      </w:r>
+      <w:proofErr w:type="spellStart"/>
+      <w:r>
+        <w:t>uspešnoj</w:t>
+      </w:r>
+      <w:proofErr w:type="spellEnd"/>
+      <w:r>
+        <w:t xml:space="preserve"> </w:t>
+      </w:r>
+      <w:proofErr w:type="spellStart"/>
+      <w:r>
+        <w:t>prijavi</w:t>
+      </w:r>
+      <w:proofErr w:type="spellEnd"/>
+      <w:r>
+        <w:t xml:space="preserve"> </w:t>
+      </w:r>
+      <w:proofErr w:type="spellStart"/>
+      <w:r>
+        <w:t>ili</w:t>
+      </w:r>
+      <w:proofErr w:type="spellEnd"/>
+      <w:r>
+        <w:t xml:space="preserve"> </w:t>
+      </w:r>
+      <w:proofErr w:type="spellStart"/>
+      <w:r>
+        <w:t>odjavi</w:t>
+      </w:r>
+      <w:proofErr w:type="spellEnd"/>
+      <w:r>
+        <w:t>.</w:t>
+      </w:r>
+    </w:p>
+    <w:p>
+      <w:pPr>
+        <w:pStyle w:val="ListParagraph"/>
+        <w:numPr>
+          <w:ilvl w:val="0"/>
+          <w:numId w:val="3"/>
+        </w:numPr>
+        <w:spacing w:after="60" w:line="276" w:lineRule="auto"/>
+      </w:pPr>
+      <w:proofErr w:type="spellStart"/>
+      <w:r>
+        <w:t>Klijentska</w:t>
+      </w:r>
+      <w:proofErr w:type="spellEnd"/>
+      <w:r>
+        <w:t xml:space="preserve"> </w:t>
+      </w:r>
+      <w:proofErr w:type="spellStart"/>
+      <w:r>
+        <w:t>aplikacija</w:t>
+      </w:r>
+      <w:proofErr w:type="spellEnd"/>
+      <w:r>
+        <w:t xml:space="preserve"> </w:t>
+      </w:r>
+      <w:proofErr w:type="spellStart"/>
+      <w:r>
+        <w:t>prikazuje</w:t>
+      </w:r>
+      <w:proofErr w:type="spellEnd"/>
+      <w:r>
+        <w:t xml:space="preserve"> </w:t>
+      </w:r>
+      <w:proofErr w:type="spellStart"/>
+      <w:r>
+        <w:t>potvrdu</w:t>
+      </w:r>
+      <w:proofErr w:type="spellEnd"/>
+      <w:r>
+        <w:t xml:space="preserve"> </w:t>
+      </w:r>
+      <w:proofErr w:type="spellStart"/>
+      <w:r>
+        <w:t>korisniku</w:t>
+      </w:r>
+      <w:proofErr w:type="spellEnd"/>
+      <w:r>
+        <w:t>.</w:t>
       </w:r>
     </w:p>
     <w:p>
@@ -1271,9 +4337,114 @@
           <w:b/>
           <w:bCs/>
         </w:rPr>
-        <w:t>2.2.2 Alternativan scenario – skenirani QR kod je istekao ili nije validan</w:t>
+        <w:t xml:space="preserve">2.2.2 </w:t>
+      </w:r>
+      <w:proofErr w:type="spellStart"/>
+      <w:r>
+        <w:rPr>
+          <w:b/>
+          <w:bCs/>
+        </w:rPr>
+        <w:t>Alternativan</w:t>
+      </w:r>
+      <w:proofErr w:type="spellEnd"/>
+      <w:r>
+        <w:rPr>
+          <w:b/>
+          <w:bCs/>
+        </w:rPr>
+        <w:t xml:space="preserve"> scenario – </w:t>
+      </w:r>
+      <w:proofErr w:type="spellStart"/>
+      <w:r>
+        <w:rPr>
+          <w:b/>
+          <w:bCs/>
+        </w:rPr>
+        <w:t>skenirani</w:t>
+      </w:r>
+      <w:proofErr w:type="spellEnd"/>
+      <w:r>
+        <w:rPr>
+          <w:b/>
+          <w:bCs/>
+        </w:rPr>
+        <w:t xml:space="preserve"> QR </w:t>
+      </w:r>
+      <w:proofErr w:type="spellStart"/>
+      <w:r>
+        <w:rPr>
+          <w:b/>
+          <w:bCs/>
+        </w:rPr>
+        <w:t>kod</w:t>
+      </w:r>
+      <w:proofErr w:type="spellEnd"/>
+      <w:r>
+        <w:rPr>
+          <w:b/>
+          <w:bCs/>
+        </w:rPr>
+        <w:t xml:space="preserve"> je </w:t>
+      </w:r>
+      <w:proofErr w:type="spellStart"/>
+      <w:r>
+        <w:rPr>
+          <w:b/>
+          <w:bCs/>
+        </w:rPr>
+        <w:t>istekao</w:t>
+      </w:r>
+      <w:proofErr w:type="spellEnd"/>
+      <w:r>
+        <w:rPr>
+          <w:b/>
+          <w:bCs/>
+        </w:rPr>
+        <w:t xml:space="preserve"> </w:t>
+      </w:r>
+      <w:proofErr w:type="spellStart"/>
+      <w:r>
+        <w:rPr>
+          <w:b/>
+          <w:bCs/>
+        </w:rPr>
+        <w:t>ili</w:t>
+      </w:r>
+      <w:proofErr w:type="spellEnd"/>
+      <w:r>
+        <w:rPr>
+          <w:b/>
+          <w:bCs/>
+        </w:rPr>
+        <w:t xml:space="preserve"> </w:t>
+      </w:r>
+      <w:proofErr w:type="spellStart"/>
+      <w:r>
+        <w:rPr>
+          <w:b/>
+          <w:bCs/>
+        </w:rPr>
+        <w:t>nije</w:t>
+      </w:r>
+      <w:proofErr w:type="spellEnd"/>
+      <w:r>
+        <w:rPr>
+          <w:b/>
+          <w:bCs/>
+        </w:rPr>
+        <w:t xml:space="preserve"> </w:t>
+      </w:r>
+      <w:proofErr w:type="spellStart"/>
+      <w:r>
+        <w:rPr>
+          <w:b/>
+          <w:bCs/>
+        </w:rPr>
+        <w:t>validan</w:t>
       </w:r>
       <w:bookmarkEnd w:id="11"/>
+      <w:proofErr w:type="spellEnd"/>
     </w:p>
     <w:p>
       <w:pPr>
@@ -1284,8 +4455,61 @@
         </w:numPr>
         <w:spacing w:after="60" w:line="276" w:lineRule="auto"/>
       </w:pPr>
-      <w:r>
-        <w:t>Akcije 1–3 iste su kao u osnovnom uspešnom scenariju.</w:t>
+      <w:proofErr w:type="spellStart"/>
+      <w:r>
+        <w:t>Akcije</w:t>
+      </w:r>
+      <w:proofErr w:type="spellEnd"/>
+      <w:r>
+        <w:t xml:space="preserve"> 1–3 </w:t>
+      </w:r>
+      <w:proofErr w:type="spellStart"/>
+      <w:r>
+        <w:t>iste</w:t>
+      </w:r>
+      <w:proofErr w:type="spellEnd"/>
+      <w:r>
+        <w:t xml:space="preserve"> </w:t>
+      </w:r>
+      <w:proofErr w:type="spellStart"/>
+      <w:r>
+        <w:t>su</w:t>
+      </w:r>
+      <w:proofErr w:type="spellEnd"/>
+      <w:r>
+        <w:t xml:space="preserve"> </w:t>
+      </w:r>
+      <w:proofErr w:type="spellStart"/>
+      <w:r>
+        <w:t>kao</w:t>
+      </w:r>
+      <w:proofErr w:type="spellEnd"/>
+      <w:r>
+        <w:t xml:space="preserve"> u </w:t>
+      </w:r>
+      <w:proofErr w:type="spellStart"/>
+      <w:r>
+        <w:t>osnovnom</w:t>
+      </w:r>
+      <w:proofErr w:type="spellEnd"/>
+      <w:r>
+        <w:t xml:space="preserve"> </w:t>
+      </w:r>
+      <w:proofErr w:type="spellStart"/>
+      <w:r>
+        <w:t>uspešnom</w:t>
+      </w:r>
+      <w:proofErr w:type="spellEnd"/>
+      <w:r>
+        <w:t xml:space="preserve"> </w:t>
+      </w:r>
+      <w:proofErr w:type="spellStart"/>
+      <w:r>
+        <w:t>scenariju</w:t>
+      </w:r>
+      <w:proofErr w:type="spellEnd"/>
+      <w:r>
+        <w:t>.</w:t>
       </w:r>
     </w:p>
     <w:p>
@@ -1297,8 +4521,61 @@
         </w:numPr>
         <w:spacing w:after="60" w:line="276" w:lineRule="auto"/>
       </w:pPr>
-      <w:r>
-        <w:t>Sistem proverava vrednost i vreme važenja koda.</w:t>
+      <w:proofErr w:type="spellStart"/>
+      <w:r>
+        <w:t>Sistem</w:t>
+      </w:r>
+      <w:proofErr w:type="spellEnd"/>
+      <w:r>
+        <w:t xml:space="preserve"> </w:t>
+      </w:r>
+      <w:proofErr w:type="spellStart"/>
+      <w:r>
+        <w:t>proverava</w:t>
+      </w:r>
+      <w:proofErr w:type="spellEnd"/>
+      <w:r>
+        <w:t xml:space="preserve"> </w:t>
+      </w:r>
+      <w:proofErr w:type="spellStart"/>
+      <w:r>
+        <w:t>vrednost</w:t>
+      </w:r>
+      <w:proofErr w:type="spellEnd"/>
+      <w:r>
+        <w:t xml:space="preserve"> </w:t>
+      </w:r>
+      <w:proofErr w:type="spellStart"/>
+      <w:r>
+        <w:t>i</w:t>
+      </w:r>
+      <w:proofErr w:type="spellEnd"/>
+      <w:r>
+        <w:t xml:space="preserve"> </w:t>
+      </w:r>
+      <w:proofErr w:type="spellStart"/>
+      <w:r>
+        <w:t>vreme</w:t>
+      </w:r>
+      <w:proofErr w:type="spellEnd"/>
+      <w:r>
+        <w:t xml:space="preserve"> </w:t>
+      </w:r>
+      <w:proofErr w:type="spellStart"/>
+      <w:r>
+        <w:t>važenja</w:t>
+      </w:r>
+      <w:proofErr w:type="spellEnd"/>
+      <w:r>
+        <w:t xml:space="preserve"> </w:t>
+      </w:r>
+      <w:proofErr w:type="spellStart"/>
+      <w:r>
+        <w:t>koda</w:t>
+      </w:r>
+      <w:proofErr w:type="spellEnd"/>
+      <w:r>
+        <w:t>.</w:t>
       </w:r>
     </w:p>
     <w:p>
@@ -1310,8 +4587,61 @@
         </w:numPr>
         <w:spacing w:after="60" w:line="276" w:lineRule="auto"/>
       </w:pPr>
-      <w:r>
-        <w:t>Sistem utvrđuje da je kod istekao, nepoznat ili izmenjen.</w:t>
+      <w:proofErr w:type="spellStart"/>
+      <w:r>
+        <w:t>Sistem</w:t>
+      </w:r>
+      <w:proofErr w:type="spellEnd"/>
+      <w:r>
+        <w:t xml:space="preserve"> </w:t>
+      </w:r>
+      <w:proofErr w:type="spellStart"/>
+      <w:r>
+        <w:t>utvrđuje</w:t>
+      </w:r>
+      <w:proofErr w:type="spellEnd"/>
+      <w:r>
+        <w:t xml:space="preserve"> da je </w:t>
+      </w:r>
+      <w:proofErr w:type="spellStart"/>
+      <w:r>
+        <w:t>kod</w:t>
+      </w:r>
+      <w:proofErr w:type="spellEnd"/>
+      <w:r>
+        <w:t xml:space="preserve"> </w:t>
+      </w:r>
+      <w:proofErr w:type="spellStart"/>
+      <w:r>
+        <w:t>istekao</w:t>
+      </w:r>
+      <w:proofErr w:type="spellEnd"/>
+      <w:r>
+        <w:t xml:space="preserve">, </w:t>
+      </w:r>
+      <w:proofErr w:type="spellStart"/>
+      <w:r>
+        <w:t>nepoznat</w:t>
+      </w:r>
+      <w:proofErr w:type="spellEnd"/>
+      <w:r>
+        <w:t xml:space="preserve"> </w:t>
+      </w:r>
+      <w:proofErr w:type="spellStart"/>
+      <w:r>
+        <w:t>ili</w:t>
+      </w:r>
+      <w:proofErr w:type="spellEnd"/>
+      <w:r>
+        <w:t xml:space="preserve"> </w:t>
+      </w:r>
+      <w:proofErr w:type="spellStart"/>
+      <w:r>
+        <w:t>izmenjen</w:t>
+      </w:r>
+      <w:proofErr w:type="spellEnd"/>
+      <w:r>
+        <w:t>.</w:t>
       </w:r>
     </w:p>
     <w:p>
@@ -1323,8 +4653,69 @@
         </w:numPr>
         <w:spacing w:after="60" w:line="276" w:lineRule="auto"/>
       </w:pPr>
-      <w:r>
-        <w:t>Sistem odbija zahtev i ne evidentira prijavu ni odjavu.</w:t>
+      <w:proofErr w:type="spellStart"/>
+      <w:r>
+        <w:t>Sistem</w:t>
+      </w:r>
+      <w:proofErr w:type="spellEnd"/>
+      <w:r>
+        <w:t xml:space="preserve"> </w:t>
+      </w:r>
+      <w:proofErr w:type="spellStart"/>
+      <w:r>
+        <w:t>odbija</w:t>
+      </w:r>
+      <w:proofErr w:type="spellEnd"/>
+      <w:r>
+        <w:t xml:space="preserve"> </w:t>
+      </w:r>
+      <w:proofErr w:type="spellStart"/>
+      <w:r>
+        <w:t>zahtev</w:t>
+      </w:r>
+      <w:proofErr w:type="spellEnd"/>
+      <w:r>
+        <w:t xml:space="preserve"> </w:t>
+      </w:r>
+      <w:proofErr w:type="spellStart"/>
+      <w:r>
+        <w:t>i</w:t>
+      </w:r>
+      <w:proofErr w:type="spellEnd"/>
+      <w:r>
+        <w:t xml:space="preserve"> ne </w:t>
+      </w:r>
+      <w:proofErr w:type="spellStart"/>
+      <w:r>
+        <w:t>evidentira</w:t>
+      </w:r>
+      <w:proofErr w:type="spellEnd"/>
+      <w:r>
+        <w:t xml:space="preserve"> </w:t>
+      </w:r>
+      <w:proofErr w:type="spellStart"/>
+      <w:r>
+        <w:t>prijavu</w:t>
+      </w:r>
+      <w:proofErr w:type="spellEnd"/>
+      <w:r>
+        <w:t xml:space="preserve"> </w:t>
+      </w:r>
+      <w:proofErr w:type="spellStart"/>
+      <w:r>
+        <w:t>ni</w:t>
+      </w:r>
+      <w:proofErr w:type="spellEnd"/>
+      <w:r>
+        <w:t xml:space="preserve"> </w:t>
+      </w:r>
+      <w:proofErr w:type="spellStart"/>
+      <w:r>
+        <w:t>odjavu</w:t>
+      </w:r>
+      <w:proofErr w:type="spellEnd"/>
+      <w:r>
+        <w:t>.</w:t>
       </w:r>
     </w:p>
     <w:p>
@@ -1336,8 +4727,93 @@
         </w:numPr>
         <w:spacing w:after="60" w:line="276" w:lineRule="auto"/>
       </w:pPr>
-      <w:r>
-        <w:t>Klijentska aplikacija prikazuje poruku da skeniranje nije uspešno jer kod nije validan.</w:t>
+      <w:proofErr w:type="spellStart"/>
+      <w:r>
+        <w:t>Klijentska</w:t>
+      </w:r>
+      <w:proofErr w:type="spellEnd"/>
+      <w:r>
+        <w:t xml:space="preserve"> </w:t>
+      </w:r>
+      <w:proofErr w:type="spellStart"/>
+      <w:r>
+        <w:t>aplikacija</w:t>
+      </w:r>
+      <w:proofErr w:type="spellEnd"/>
+      <w:r>
+        <w:t xml:space="preserve"> </w:t>
+      </w:r>
+      <w:proofErr w:type="spellStart"/>
+      <w:r>
+        <w:t>prikazuje</w:t>
+      </w:r>
+      <w:proofErr w:type="spellEnd"/>
+      <w:r>
+        <w:t xml:space="preserve"> </w:t>
+      </w:r>
+      <w:proofErr w:type="spellStart"/>
+      <w:r>
+        <w:t>poruku</w:t>
+      </w:r>
+      <w:proofErr w:type="spellEnd"/>
+      <w:r>
+        <w:t xml:space="preserve"> da </w:t>
+      </w:r>
+      <w:proofErr w:type="spellStart"/>
+      <w:r>
+        <w:t>skeniranje</w:t>
+      </w:r>
+      <w:proofErr w:type="spellEnd"/>
+      <w:r>
+        <w:t xml:space="preserve"> </w:t>
+      </w:r>
+      <w:proofErr w:type="spellStart"/>
+      <w:r>
+        <w:t>nije</w:t>
+      </w:r>
+      <w:proofErr w:type="spellEnd"/>
+      <w:r>
+        <w:t xml:space="preserve"> </w:t>
+      </w:r>
+      <w:proofErr w:type="spellStart"/>
+      <w:r>
+        <w:t>uspešno</w:t>
+      </w:r>
+      <w:proofErr w:type="spellEnd"/>
+      <w:r>
+        <w:t xml:space="preserve"> </w:t>
+      </w:r>
+      <w:proofErr w:type="spellStart"/>
+      <w:r>
+        <w:t>jer</w:t>
+      </w:r>
+      <w:proofErr w:type="spellEnd"/>
+      <w:r>
+        <w:t xml:space="preserve"> </w:t>
+      </w:r>
+      <w:proofErr w:type="spellStart"/>
+      <w:r>
+        <w:t>kod</w:t>
+      </w:r>
+      <w:proofErr w:type="spellEnd"/>
+      <w:r>
+        <w:t xml:space="preserve"> </w:t>
+      </w:r>
+      <w:proofErr w:type="spellStart"/>
+      <w:r>
+        <w:t>nije</w:t>
+      </w:r>
+      <w:proofErr w:type="spellEnd"/>
+      <w:r>
+        <w:t xml:space="preserve"> </w:t>
+      </w:r>
+      <w:proofErr w:type="spellStart"/>
+      <w:r>
+        <w:t>validan</w:t>
+      </w:r>
+      <w:proofErr w:type="spellEnd"/>
+      <w:r>
+        <w:t>.</w:t>
       </w:r>
     </w:p>
     <w:p>
@@ -1351,9 +4827,114 @@
           <w:b/>
           <w:bCs/>
         </w:rPr>
-        <w:t>2.2.3 Alternativan scenario – zahtev je odbijen zbog nedozvoljenog stanja korisnika</w:t>
+        <w:t xml:space="preserve">2.2.3 </w:t>
+      </w:r>
+      <w:proofErr w:type="spellStart"/>
+      <w:r>
+        <w:rPr>
+          <w:b/>
+          <w:bCs/>
+        </w:rPr>
+        <w:t>Alternativan</w:t>
+      </w:r>
+      <w:proofErr w:type="spellEnd"/>
+      <w:r>
+        <w:rPr>
+          <w:b/>
+          <w:bCs/>
+        </w:rPr>
+        <w:t xml:space="preserve"> scenario – </w:t>
+      </w:r>
+      <w:proofErr w:type="spellStart"/>
+      <w:r>
+        <w:rPr>
+          <w:b/>
+          <w:bCs/>
+        </w:rPr>
+        <w:t>zahtev</w:t>
+      </w:r>
+      <w:proofErr w:type="spellEnd"/>
+      <w:r>
+        <w:rPr>
+          <w:b/>
+          <w:bCs/>
+        </w:rPr>
+        <w:t xml:space="preserve"> je </w:t>
+      </w:r>
+      <w:proofErr w:type="spellStart"/>
+      <w:r>
+        <w:rPr>
+          <w:b/>
+          <w:bCs/>
+        </w:rPr>
+        <w:t>odbijen</w:t>
+      </w:r>
+      <w:proofErr w:type="spellEnd"/>
+      <w:r>
+        <w:rPr>
+          <w:b/>
+          <w:bCs/>
+        </w:rPr>
+        <w:t xml:space="preserve"> </w:t>
+      </w:r>
+      <w:proofErr w:type="spellStart"/>
+      <w:r>
+        <w:rPr>
+          <w:b/>
+          <w:bCs/>
+        </w:rPr>
+        <w:t>zbog</w:t>
+      </w:r>
+      <w:proofErr w:type="spellEnd"/>
+      <w:r>
+        <w:rPr>
+          <w:b/>
+          <w:bCs/>
+        </w:rPr>
+        <w:t xml:space="preserve"> </w:t>
+      </w:r>
+      <w:proofErr w:type="spellStart"/>
+      <w:r>
+        <w:rPr>
+          <w:b/>
+          <w:bCs/>
+        </w:rPr>
+        <w:t>nedozvoljenog</w:t>
+      </w:r>
+      <w:proofErr w:type="spellEnd"/>
+      <w:r>
+        <w:rPr>
+          <w:b/>
+          <w:bCs/>
+        </w:rPr>
+        <w:t xml:space="preserve"> </w:t>
+      </w:r>
+      <w:proofErr w:type="spellStart"/>
+      <w:r>
+        <w:rPr>
+          <w:b/>
+          <w:bCs/>
+        </w:rPr>
+        <w:t>stanja</w:t>
+      </w:r>
+      <w:proofErr w:type="spellEnd"/>
+      <w:r>
+        <w:rPr>
+          <w:b/>
+          <w:bCs/>
+        </w:rPr>
+        <w:t xml:space="preserve"> </w:t>
+      </w:r>
+      <w:proofErr w:type="spellStart"/>
+      <w:r>
+        <w:rPr>
+          <w:b/>
+          <w:bCs/>
+        </w:rPr>
+        <w:t>korisnika</w:t>
       </w:r>
       <w:bookmarkEnd w:id="12"/>
+      <w:proofErr w:type="spellEnd"/>
     </w:p>
     <w:p>
       <w:pPr>
@@ -1364,8 +4945,61 @@
         </w:numPr>
         <w:spacing w:after="60" w:line="276" w:lineRule="auto"/>
       </w:pPr>
-      <w:r>
-        <w:t>Akcije 1–5 iste su kao u osnovnom uspešnom scenariju.</w:t>
+      <w:proofErr w:type="spellStart"/>
+      <w:r>
+        <w:t>Akcije</w:t>
+      </w:r>
+      <w:proofErr w:type="spellEnd"/>
+      <w:r>
+        <w:t xml:space="preserve"> 1–5 </w:t>
+      </w:r>
+      <w:proofErr w:type="spellStart"/>
+      <w:r>
+        <w:t>iste</w:t>
+      </w:r>
+      <w:proofErr w:type="spellEnd"/>
+      <w:r>
+        <w:t xml:space="preserve"> </w:t>
+      </w:r>
+      <w:proofErr w:type="spellStart"/>
+      <w:r>
+        <w:t>su</w:t>
+      </w:r>
+      <w:proofErr w:type="spellEnd"/>
+      <w:r>
+        <w:t xml:space="preserve"> </w:t>
+      </w:r>
+      <w:proofErr w:type="spellStart"/>
+      <w:r>
+        <w:t>kao</w:t>
+      </w:r>
+      <w:proofErr w:type="spellEnd"/>
+      <w:r>
+        <w:t xml:space="preserve"> u </w:t>
+      </w:r>
+      <w:proofErr w:type="spellStart"/>
+      <w:r>
+        <w:t>osnovnom</w:t>
+      </w:r>
+      <w:proofErr w:type="spellEnd"/>
+      <w:r>
+        <w:t xml:space="preserve"> </w:t>
+      </w:r>
+      <w:proofErr w:type="spellStart"/>
+      <w:r>
+        <w:t>uspešnom</w:t>
+      </w:r>
+      <w:proofErr w:type="spellEnd"/>
+      <w:r>
+        <w:t xml:space="preserve"> </w:t>
+      </w:r>
+      <w:proofErr w:type="spellStart"/>
+      <w:r>
+        <w:t>scenariju</w:t>
+      </w:r>
+      <w:proofErr w:type="spellEnd"/>
+      <w:r>
+        <w:t>.</w:t>
       </w:r>
     </w:p>
     <w:p>
@@ -1377,8 +5011,53 @@
         </w:numPr>
         <w:spacing w:after="60" w:line="276" w:lineRule="auto"/>
       </w:pPr>
-      <w:r>
-        <w:t>Sistem proverava trenutno stanje evidencije korisnika.</w:t>
+      <w:proofErr w:type="spellStart"/>
+      <w:r>
+        <w:t>Sistem</w:t>
+      </w:r>
+      <w:proofErr w:type="spellEnd"/>
+      <w:r>
+        <w:t xml:space="preserve"> </w:t>
+      </w:r>
+      <w:proofErr w:type="spellStart"/>
+      <w:r>
+        <w:t>proverava</w:t>
+      </w:r>
+      <w:proofErr w:type="spellEnd"/>
+      <w:r>
+        <w:t xml:space="preserve"> </w:t>
+      </w:r>
+      <w:proofErr w:type="spellStart"/>
+      <w:r>
+        <w:t>trenutno</w:t>
+      </w:r>
+      <w:proofErr w:type="spellEnd"/>
+      <w:r>
+        <w:t xml:space="preserve"> </w:t>
+      </w:r>
+      <w:proofErr w:type="spellStart"/>
+      <w:r>
+        <w:t>stanje</w:t>
+      </w:r>
+      <w:proofErr w:type="spellEnd"/>
+      <w:r>
+        <w:t xml:space="preserve"> </w:t>
+      </w:r>
+      <w:proofErr w:type="spellStart"/>
+      <w:r>
+        <w:t>evidencije</w:t>
+      </w:r>
+      <w:proofErr w:type="spellEnd"/>
+      <w:r>
+        <w:t xml:space="preserve"> </w:t>
+      </w:r>
+      <w:proofErr w:type="spellStart"/>
+      <w:r>
+        <w:t>korisnika</w:t>
+      </w:r>
+      <w:proofErr w:type="spellEnd"/>
+      <w:r>
+        <w:t>.</w:t>
       </w:r>
     </w:p>
     <w:p>
@@ -1390,8 +5069,109 @@
         </w:numPr>
         <w:spacing w:after="60" w:line="276" w:lineRule="auto"/>
       </w:pPr>
-      <w:r>
-        <w:t>Sistem utvrđuje da zahtev nije dozvoljen, na primer zbog duplirane prijave ili odjave bez prethodne prijave.</w:t>
+      <w:proofErr w:type="spellStart"/>
+      <w:r>
+        <w:t>Sistem</w:t>
+      </w:r>
+      <w:proofErr w:type="spellEnd"/>
+      <w:r>
+        <w:t xml:space="preserve"> </w:t>
+      </w:r>
+      <w:proofErr w:type="spellStart"/>
+      <w:r>
+        <w:t>utvrđuje</w:t>
+      </w:r>
+      <w:proofErr w:type="spellEnd"/>
+      <w:r>
+        <w:t xml:space="preserve"> da </w:t>
+      </w:r>
+      <w:proofErr w:type="spellStart"/>
+      <w:r>
+        <w:t>zahtev</w:t>
+      </w:r>
+      <w:proofErr w:type="spellEnd"/>
+      <w:r>
+        <w:t xml:space="preserve"> </w:t>
+      </w:r>
+      <w:proofErr w:type="spellStart"/>
+      <w:r>
+        <w:t>nije</w:t>
+      </w:r>
+      <w:proofErr w:type="spellEnd"/>
+      <w:r>
+        <w:t xml:space="preserve"> </w:t>
+      </w:r>
+      <w:proofErr w:type="spellStart"/>
+      <w:r>
+        <w:t>dozvoljen</w:t>
+      </w:r>
+      <w:proofErr w:type="spellEnd"/>
+      <w:r>
+        <w:t xml:space="preserve">, </w:t>
+      </w:r>
+      <w:proofErr w:type="spellStart"/>
+      <w:r>
+        <w:t>na</w:t>
+      </w:r>
+      <w:proofErr w:type="spellEnd"/>
+      <w:r>
+        <w:t xml:space="preserve"> primer </w:t>
+      </w:r>
+      <w:proofErr w:type="spellStart"/>
+      <w:r>
+        <w:t>zbog</w:t>
+      </w:r>
+      <w:proofErr w:type="spellEnd"/>
+      <w:r>
+        <w:t xml:space="preserve"> </w:t>
+      </w:r>
+      <w:proofErr w:type="spellStart"/>
+      <w:r>
+        <w:t>duplirane</w:t>
+      </w:r>
+      <w:proofErr w:type="spellEnd"/>
+      <w:r>
+        <w:t xml:space="preserve"> </w:t>
+      </w:r>
+      <w:proofErr w:type="spellStart"/>
+      <w:r>
+        <w:t>prijave</w:t>
+      </w:r>
+      <w:proofErr w:type="spellEnd"/>
+      <w:r>
+        <w:t xml:space="preserve"> </w:t>
+      </w:r>
+      <w:proofErr w:type="spellStart"/>
+      <w:r>
+        <w:t>ili</w:t>
+      </w:r>
+      <w:proofErr w:type="spellEnd"/>
+      <w:r>
+        <w:t xml:space="preserve"> </w:t>
+      </w:r>
+      <w:proofErr w:type="spellStart"/>
+      <w:r>
+        <w:t>odjave</w:t>
+      </w:r>
+      <w:proofErr w:type="spellEnd"/>
+      <w:r>
+        <w:t xml:space="preserve"> bez </w:t>
+      </w:r>
+      <w:proofErr w:type="spellStart"/>
+      <w:r>
+        <w:t>prethodne</w:t>
+      </w:r>
+      <w:proofErr w:type="spellEnd"/>
+      <w:r>
+        <w:t xml:space="preserve"> </w:t>
+      </w:r>
+      <w:proofErr w:type="spellStart"/>
+      <w:r>
+        <w:t>prijave</w:t>
+      </w:r>
+      <w:proofErr w:type="spellEnd"/>
+      <w:r>
+        <w:t>.</w:t>
       </w:r>
     </w:p>
     <w:p>
@@ -1403,8 +5183,69 @@
         </w:numPr>
         <w:spacing w:after="60" w:line="276" w:lineRule="auto"/>
       </w:pPr>
-      <w:r>
-        <w:t>Sistem odbija zahtev i čuva informaciju o neuspelom pokušaju.</w:t>
+      <w:proofErr w:type="spellStart"/>
+      <w:r>
+        <w:t>Sistem</w:t>
+      </w:r>
+      <w:proofErr w:type="spellEnd"/>
+      <w:r>
+        <w:t xml:space="preserve"> </w:t>
+      </w:r>
+      <w:proofErr w:type="spellStart"/>
+      <w:r>
+        <w:t>odbija</w:t>
+      </w:r>
+      <w:proofErr w:type="spellEnd"/>
+      <w:r>
+        <w:t xml:space="preserve"> </w:t>
+      </w:r>
+      <w:proofErr w:type="spellStart"/>
+      <w:r>
+        <w:t>zahtev</w:t>
+      </w:r>
+      <w:proofErr w:type="spellEnd"/>
+      <w:r>
+        <w:t xml:space="preserve"> </w:t>
+      </w:r>
+      <w:proofErr w:type="spellStart"/>
+      <w:r>
+        <w:t>i</w:t>
+      </w:r>
+      <w:proofErr w:type="spellEnd"/>
+      <w:r>
+        <w:t xml:space="preserve"> </w:t>
+      </w:r>
+      <w:proofErr w:type="spellStart"/>
+      <w:r>
+        <w:t>čuva</w:t>
+      </w:r>
+      <w:proofErr w:type="spellEnd"/>
+      <w:r>
+        <w:t xml:space="preserve"> </w:t>
+      </w:r>
+      <w:proofErr w:type="spellStart"/>
+      <w:r>
+        <w:t>informaciju</w:t>
+      </w:r>
+      <w:proofErr w:type="spellEnd"/>
+      <w:r>
+        <w:t xml:space="preserve"> o </w:t>
+      </w:r>
+      <w:proofErr w:type="spellStart"/>
+      <w:r>
+        <w:t>neuspelom</w:t>
+      </w:r>
+      <w:proofErr w:type="spellEnd"/>
+      <w:r>
+        <w:t xml:space="preserve"> </w:t>
+      </w:r>
+      <w:proofErr w:type="spellStart"/>
+      <w:r>
+        <w:t>pokušaju</w:t>
+      </w:r>
+      <w:proofErr w:type="spellEnd"/>
+      <w:r>
+        <w:t>.</w:t>
       </w:r>
     </w:p>
     <w:p>
@@ -1416,8 +5257,53 @@
         </w:numPr>
         <w:spacing w:after="60" w:line="276" w:lineRule="auto"/>
       </w:pPr>
-      <w:r>
-        <w:t>Klijentska aplikacija prikazuje odgovarajuću poruku korisniku.</w:t>
+      <w:proofErr w:type="spellStart"/>
+      <w:r>
+        <w:t>Klijentska</w:t>
+      </w:r>
+      <w:proofErr w:type="spellEnd"/>
+      <w:r>
+        <w:t xml:space="preserve"> </w:t>
+      </w:r>
+      <w:proofErr w:type="spellStart"/>
+      <w:r>
+        <w:t>aplikacija</w:t>
+      </w:r>
+      <w:proofErr w:type="spellEnd"/>
+      <w:r>
+        <w:t xml:space="preserve"> </w:t>
+      </w:r>
+      <w:proofErr w:type="spellStart"/>
+      <w:r>
+        <w:t>prikazuje</w:t>
+      </w:r>
+      <w:proofErr w:type="spellEnd"/>
+      <w:r>
+        <w:t xml:space="preserve"> </w:t>
+      </w:r>
+      <w:proofErr w:type="spellStart"/>
+      <w:r>
+        <w:t>odgovarajuću</w:t>
+      </w:r>
+      <w:proofErr w:type="spellEnd"/>
+      <w:r>
+        <w:t xml:space="preserve"> </w:t>
+      </w:r>
+      <w:proofErr w:type="spellStart"/>
+      <w:r>
+        <w:t>poruku</w:t>
+      </w:r>
+      <w:proofErr w:type="spellEnd"/>
+      <w:r>
+        <w:t xml:space="preserve"> </w:t>
+      </w:r>
+      <w:proofErr w:type="spellStart"/>
+      <w:r>
+        <w:t>korisniku</w:t>
+      </w:r>
+      <w:proofErr w:type="spellEnd"/>
+      <w:r>
+        <w:t>.</w:t>
       </w:r>
     </w:p>
     <w:p>
@@ -1433,9 +5319,40 @@
           <w:sz w:val="24"/>
           <w:szCs w:val="24"/>
         </w:rPr>
-        <w:t>2.3 Posebni zahtevi</w:t>
+        <w:t xml:space="preserve">2.3 </w:t>
+      </w:r>
+      <w:proofErr w:type="spellStart"/>
+      <w:r>
+        <w:rPr>
+          <w:b/>
+          <w:bCs/>
+          <w:sz w:val="24"/>
+          <w:szCs w:val="24"/>
+        </w:rPr>
+        <w:t>Posebni</w:t>
+      </w:r>
+      <w:proofErr w:type="spellEnd"/>
+      <w:r>
+        <w:rPr>
+          <w:b/>
+          <w:bCs/>
+          <w:sz w:val="24"/>
+          <w:szCs w:val="24"/>
+        </w:rPr>
+        <w:t xml:space="preserve"> </w:t>
+      </w:r>
+      <w:proofErr w:type="spellStart"/>
+      <w:r>
+        <w:rPr>
+          <w:b/>
+          <w:bCs/>
+          <w:sz w:val="24"/>
+          <w:szCs w:val="24"/>
+        </w:rPr>
+        <w:t>zahtevi</w:t>
       </w:r>
       <w:bookmarkEnd w:id="13"/>
+      <w:proofErr w:type="spellEnd"/>
     </w:p>
     <w:p>
       <w:pPr>
@@ -1446,8 +5363,13 @@
         </w:numPr>
         <w:spacing w:after="60" w:line="276" w:lineRule="auto"/>
       </w:pPr>
-      <w:r>
-        <w:t>Nema.</w:t>
+      <w:proofErr w:type="spellStart"/>
+      <w:r>
+        <w:t>Nema</w:t>
+      </w:r>
+      <w:proofErr w:type="spellEnd"/>
+      <w:r>
+        <w:t>.</w:t>
       </w:r>
     </w:p>
     <w:p>
@@ -1463,9 +5385,20 @@
           <w:sz w:val="24"/>
           <w:szCs w:val="24"/>
         </w:rPr>
-        <w:t>2.4 Preduslovi</w:t>
+        <w:t xml:space="preserve">2.4 </w:t>
+      </w:r>
+      <w:proofErr w:type="spellStart"/>
+      <w:r>
+        <w:rPr>
+          <w:b/>
+          <w:bCs/>
+          <w:sz w:val="24"/>
+          <w:szCs w:val="24"/>
+        </w:rPr>
+        <w:t>Preduslovi</w:t>
       </w:r>
       <w:bookmarkEnd w:id="14"/>
+      <w:proofErr w:type="spellEnd"/>
     </w:p>
     <w:p>
       <w:pPr>
@@ -1476,8 +5409,29 @@
         </w:numPr>
         <w:spacing w:after="60" w:line="276" w:lineRule="auto"/>
       </w:pPr>
-      <w:r>
-        <w:t>Zaposleni je uspešno ulogovan.</w:t>
+      <w:proofErr w:type="spellStart"/>
+      <w:r>
+        <w:t>Zaposleni</w:t>
+      </w:r>
+      <w:proofErr w:type="spellEnd"/>
+      <w:r>
+        <w:t xml:space="preserve"> je </w:t>
+      </w:r>
+      <w:proofErr w:type="spellStart"/>
+      <w:r>
+        <w:t>uspešno</w:t>
+      </w:r>
+      <w:proofErr w:type="spellEnd"/>
+      <w:r>
+        <w:t xml:space="preserve"> </w:t>
+      </w:r>
+      <w:proofErr w:type="spellStart"/>
+      <w:r>
+        <w:t>ulogovan</w:t>
+      </w:r>
+      <w:proofErr w:type="spellEnd"/>
+      <w:r>
+        <w:t>.</w:t>
       </w:r>
     </w:p>
     <w:p>
@@ -1490,7 +5444,39 @@
         <w:spacing w:after="60" w:line="276" w:lineRule="auto"/>
       </w:pPr>
       <w:r>
-        <w:t>Na terminalu je prikazan važeći QR kod.</w:t>
+        <w:t xml:space="preserve">Na </w:t>
+      </w:r>
+      <w:proofErr w:type="spellStart"/>
+      <w:r>
+        <w:t>terminalu</w:t>
+      </w:r>
+      <w:proofErr w:type="spellEnd"/>
+      <w:r>
+        <w:t xml:space="preserve"> je </w:t>
+      </w:r>
+      <w:proofErr w:type="spellStart"/>
+      <w:r>
+        <w:t>prikazan</w:t>
+      </w:r>
+      <w:proofErr w:type="spellEnd"/>
+      <w:r>
+        <w:t xml:space="preserve"> </w:t>
+      </w:r>
+      <w:proofErr w:type="spellStart"/>
+      <w:r>
+        <w:t>važeći</w:t>
+      </w:r>
+      <w:proofErr w:type="spellEnd"/>
+      <w:r>
+        <w:t xml:space="preserve"> QR </w:t>
+      </w:r>
+      <w:proofErr w:type="spellStart"/>
+      <w:r>
+        <w:t>kod</w:t>
+      </w:r>
+      <w:proofErr w:type="spellEnd"/>
+      <w:r>
+        <w:t>.</w:t>
       </w:r>
     </w:p>
     <w:p>
@@ -1502,8 +5488,69 @@
         </w:numPr>
         <w:spacing w:after="60" w:line="276" w:lineRule="auto"/>
       </w:pPr>
-      <w:r>
-        <w:t>Postoji mrežna veza između klijentske aplikacije i servera.</w:t>
+      <w:proofErr w:type="spellStart"/>
+      <w:r>
+        <w:t>Postoji</w:t>
+      </w:r>
+      <w:proofErr w:type="spellEnd"/>
+      <w:r>
+        <w:t xml:space="preserve"> </w:t>
+      </w:r>
+      <w:proofErr w:type="spellStart"/>
+      <w:r>
+        <w:t>mrežna</w:t>
+      </w:r>
+      <w:proofErr w:type="spellEnd"/>
+      <w:r>
+        <w:t xml:space="preserve"> </w:t>
+      </w:r>
+      <w:proofErr w:type="spellStart"/>
+      <w:r>
+        <w:t>veza</w:t>
+      </w:r>
+      <w:proofErr w:type="spellEnd"/>
+      <w:r>
+        <w:t xml:space="preserve"> </w:t>
+      </w:r>
+      <w:proofErr w:type="spellStart"/>
+      <w:r>
+        <w:t>između</w:t>
+      </w:r>
+      <w:proofErr w:type="spellEnd"/>
+      <w:r>
+        <w:t xml:space="preserve"> </w:t>
+      </w:r>
+      <w:proofErr w:type="spellStart"/>
+      <w:r>
+        <w:t>klijentske</w:t>
+      </w:r>
+      <w:proofErr w:type="spellEnd"/>
+      <w:r>
+        <w:t xml:space="preserve"> </w:t>
+      </w:r>
+      <w:proofErr w:type="spellStart"/>
+      <w:r>
+        <w:t>aplikacije</w:t>
+      </w:r>
+      <w:proofErr w:type="spellEnd"/>
+      <w:r>
+        <w:t xml:space="preserve"> </w:t>
+      </w:r>
+      <w:proofErr w:type="spellStart"/>
+      <w:r>
+        <w:t>i</w:t>
+      </w:r>
+      <w:proofErr w:type="spellEnd"/>
+      <w:r>
+        <w:t xml:space="preserve"> </w:t>
+      </w:r>
+      <w:proofErr w:type="spellStart"/>
+      <w:r>
+        <w:t>servera</w:t>
+      </w:r>
+      <w:proofErr w:type="spellEnd"/>
+      <w:r>
+        <w:t>.</w:t>
       </w:r>
     </w:p>
     <w:p>
@@ -1519,9 +5566,20 @@
           <w:sz w:val="24"/>
           <w:szCs w:val="24"/>
         </w:rPr>
-        <w:t>2.5 Posledice</w:t>
+        <w:t xml:space="preserve">2.5 </w:t>
+      </w:r>
+      <w:proofErr w:type="spellStart"/>
+      <w:r>
+        <w:rPr>
+          <w:b/>
+          <w:bCs/>
+          <w:sz w:val="24"/>
+          <w:szCs w:val="24"/>
+        </w:rPr>
+        <w:t>Posledice</w:t>
       </w:r>
       <w:bookmarkEnd w:id="15"/>
+      <w:proofErr w:type="spellEnd"/>
     </w:p>
     <w:p>
       <w:pPr>
@@ -1533,7 +5591,119 @@
         <w:spacing w:after="60" w:line="276" w:lineRule="auto"/>
       </w:pPr>
       <w:r>
-        <w:t>U slučaju uspeha kreira se ili ažurira zapis o prisustvu zaposlenog.</w:t>
+        <w:t xml:space="preserve">U </w:t>
+      </w:r>
+      <w:proofErr w:type="spellStart"/>
+      <w:r>
+        <w:t>slučaju</w:t>
+      </w:r>
+      <w:proofErr w:type="spellEnd"/>
+      <w:r>
+        <w:t xml:space="preserve"> </w:t>
+      </w:r>
+      <w:proofErr w:type="spellStart"/>
+      <w:r>
+        <w:t>uspeha</w:t>
+      </w:r>
+      <w:proofErr w:type="spellEnd"/>
+      <w:r>
+        <w:t xml:space="preserve"> </w:t>
+      </w:r>
+      <w:proofErr w:type="spellStart"/>
+      <w:r>
+        <w:t>kreira</w:t>
+      </w:r>
+      <w:proofErr w:type="spellEnd"/>
+      <w:r>
+        <w:t xml:space="preserve"> se </w:t>
+      </w:r>
+      <w:proofErr w:type="spellStart"/>
+      <w:r>
+        <w:t>ili</w:t>
+      </w:r>
+      <w:proofErr w:type="spellEnd"/>
+      <w:r>
+        <w:t xml:space="preserve"> </w:t>
+      </w:r>
+      <w:proofErr w:type="spellStart"/>
+      <w:r>
+        <w:t>ažurira</w:t>
+      </w:r>
+      <w:proofErr w:type="spellEnd"/>
+      <w:r>
+        <w:t xml:space="preserve"> </w:t>
+      </w:r>
+      <w:proofErr w:type="spellStart"/>
+      <w:r>
+        <w:t>zapis</w:t>
+      </w:r>
+      <w:proofErr w:type="spellEnd"/>
+      <w:r>
+        <w:t xml:space="preserve"> o </w:t>
+      </w:r>
+      <w:proofErr w:type="spellStart"/>
+      <w:r>
+        <w:t>prisustvu</w:t>
+      </w:r>
+      <w:proofErr w:type="spellEnd"/>
+      <w:r>
+        <w:t xml:space="preserve"> </w:t>
+      </w:r>
+      <w:proofErr w:type="spellStart"/>
+      <w:r>
+        <w:t>zaposlenog</w:t>
+      </w:r>
+      <w:proofErr w:type="spellEnd"/>
+      <w:r>
+        <w:t xml:space="preserve"> </w:t>
+      </w:r>
+      <w:proofErr w:type="spellStart"/>
+      <w:r>
+        <w:t>i</w:t>
+      </w:r>
+      <w:proofErr w:type="spellEnd"/>
+      <w:r>
+        <w:t xml:space="preserve"> </w:t>
+      </w:r>
+      <w:proofErr w:type="spellStart"/>
+      <w:r>
+        <w:t>trajno</w:t>
+      </w:r>
+      <w:proofErr w:type="spellEnd"/>
+      <w:r>
+        <w:t xml:space="preserve"> </w:t>
+      </w:r>
+      <w:proofErr w:type="spellStart"/>
+      <w:r>
+        <w:t>čuva</w:t>
+      </w:r>
+      <w:proofErr w:type="spellEnd"/>
+      <w:r>
+        <w:t xml:space="preserve"> u </w:t>
+      </w:r>
+      <w:proofErr w:type="spellStart"/>
+      <w:r>
+        <w:t>evidenciji</w:t>
+      </w:r>
+      <w:proofErr w:type="spellEnd"/>
+      <w:r>
+        <w:t xml:space="preserve"> </w:t>
+      </w:r>
+      <w:proofErr w:type="spellStart"/>
+      <w:r>
+        <w:t>radnog</w:t>
+      </w:r>
+      <w:proofErr w:type="spellEnd"/>
+      <w:r>
+        <w:t xml:space="preserve"> </w:t>
+      </w:r>
+      <w:proofErr w:type="spellStart"/>
+      <w:r>
+        <w:t>vremena</w:t>
+      </w:r>
+      <w:proofErr w:type="spellEnd"/>
+      <w:r>
+        <w:t>.</w:t>
       </w:r>
     </w:p>
     <w:p>
@@ -1546,7 +5716,111 @@
         <w:spacing w:after="60" w:line="276" w:lineRule="auto"/>
       </w:pPr>
       <w:r>
-        <w:t>U slučaju neuspeha evidencija ostaje nepromenjena, a pokušaj se može sačuvati u bezbednosnom logu radi kasnije analize.</w:t>
+        <w:t xml:space="preserve">U </w:t>
+      </w:r>
+      <w:proofErr w:type="spellStart"/>
+      <w:r>
+        <w:t>slučaju</w:t>
+      </w:r>
+      <w:proofErr w:type="spellEnd"/>
+      <w:r>
+        <w:t xml:space="preserve"> </w:t>
+      </w:r>
+      <w:proofErr w:type="spellStart"/>
+      <w:r>
+        <w:t>neuspeha</w:t>
+      </w:r>
+      <w:proofErr w:type="spellEnd"/>
+      <w:r>
+        <w:t xml:space="preserve"> </w:t>
+      </w:r>
+      <w:proofErr w:type="spellStart"/>
+      <w:r>
+        <w:t>evidencija</w:t>
+      </w:r>
+      <w:proofErr w:type="spellEnd"/>
+      <w:r>
+        <w:t xml:space="preserve"> </w:t>
+      </w:r>
+      <w:proofErr w:type="spellStart"/>
+      <w:r>
+        <w:t>ostaje</w:t>
+      </w:r>
+      <w:proofErr w:type="spellEnd"/>
+      <w:r>
+        <w:t xml:space="preserve"> </w:t>
+      </w:r>
+      <w:proofErr w:type="spellStart"/>
+      <w:r>
+        <w:t>nepromenjena</w:t>
+      </w:r>
+      <w:proofErr w:type="spellEnd"/>
+      <w:r>
+        <w:t xml:space="preserve">, a </w:t>
+      </w:r>
+      <w:proofErr w:type="spellStart"/>
+      <w:r>
+        <w:t>pokušaj</w:t>
+      </w:r>
+      <w:proofErr w:type="spellEnd"/>
+      <w:r>
+        <w:t xml:space="preserve"> se </w:t>
+      </w:r>
+      <w:proofErr w:type="spellStart"/>
+      <w:r>
+        <w:t>može</w:t>
+      </w:r>
+      <w:proofErr w:type="spellEnd"/>
+      <w:r>
+        <w:t xml:space="preserve"> </w:t>
+      </w:r>
+      <w:proofErr w:type="spellStart"/>
+      <w:r>
+        <w:t>sačuvati</w:t>
+      </w:r>
+      <w:proofErr w:type="spellEnd"/>
+      <w:r>
+        <w:t xml:space="preserve"> u </w:t>
+      </w:r>
+      <w:proofErr w:type="spellStart"/>
+      <w:r>
+        <w:t>bezbednosnom</w:t>
+      </w:r>
+      <w:proofErr w:type="spellEnd"/>
+      <w:r>
+        <w:t xml:space="preserve"> </w:t>
+      </w:r>
+      <w:proofErr w:type="spellStart"/>
+      <w:r>
+        <w:t>logu</w:t>
+      </w:r>
+      <w:proofErr w:type="spellEnd"/>
+      <w:r>
+        <w:t xml:space="preserve"> </w:t>
+      </w:r>
+      <w:proofErr w:type="spellStart"/>
+      <w:r>
+        <w:t>radi</w:t>
+      </w:r>
+      <w:proofErr w:type="spellEnd"/>
+      <w:r>
+        <w:t xml:space="preserve"> </w:t>
+      </w:r>
+      <w:proofErr w:type="spellStart"/>
+      <w:r>
+        <w:t>kasnije</w:t>
+      </w:r>
+      <w:proofErr w:type="spellEnd"/>
+      <w:r>
+        <w:t xml:space="preserve"> </w:t>
+      </w:r>
+      <w:proofErr w:type="spellStart"/>
+      <w:r>
+        <w:t>analize</w:t>
+      </w:r>
+      <w:proofErr w:type="spellEnd"/>
+      <w:r>
+        <w:t>.</w:t>
       </w:r>
     </w:p>
     <w:sectPr>
@@ -2558,7 +6832,6 @@
   <w:style w:type="character" w:default="1" w:styleId="DefaultParagraphFont">
     <w:name w:val="Default Paragraph Font"/>
     <w:uiPriority w:val="1"/>
-    <w:semiHidden/>
     <w:unhideWhenUsed/>
   </w:style>
   <w:style w:type="table" w:default="1" w:styleId="TableNormal">
